--- a/products-storage/05-ks-bez-vozvrata/10-sravnitelnaya-tablica.docx
+++ b/products-storage/05-ks-bez-vozvrata/10-sravnitelnaya-tablica.docx
@@ -463,7 +463,7 @@
     <w:p>
       <w:r>
         <w:br/>
-        <w:t>Стоимость полного комплекта: 12 900 - 16 900 ₽</w:t>
+        <w:t>Стоимость комплекта: 1 990 ₽</w:t>
         <w:br/>
         <w:t>Стоимость одного возврата КС: 3-5 рабочих дней + риск срыва сроков оплаты.</w:t>
         <w:br/>

--- a/products-storage/05-ks-bez-vozvrata/10-sravnitelnaya-tablica.docx
+++ b/products-storage/05-ks-bez-vozvrata/10-sravnitelnaya-tablica.docx
@@ -8,7 +8,7 @@
         <w:jc w:val="center"/>
       </w:pPr>
       <w:r>
-        <w:t>СРАВНИТЕЛЬНАЯ ТАБЛИЦА: Бесплатный материал vs Полный комплект</w:t>
+        <w:t>СРАВНИТЕЛЬНАЯ ТАБЛИЦА: комплект КС перед отправкой и возвращённый комплект</w:t>
       </w:r>
     </w:p>
     <w:p/>
@@ -17,7 +17,20 @@
         <w:pStyle w:val="Heading1"/>
       </w:pPr>
       <w:r>
-        <w:t>Сравнение возможностей</w:t>
+        <w:t>Как читать таблицу</w:t>
+      </w:r>
+    </w:p>
+    <w:p>
+      <w:r>
+        <w:t>Таблица сводит на одну страницу проверочный лист (01) и типовые ошибки (09) этого комплекта. Во втором столбце — как признак должен выглядеть перед отправкой, в третьем — как он выглядит в комплекте, который вернули. Последний столбец говорит, каким файлом комплекта признак проверить. Приёмку таблица не гарантирует: требования к комплекту задают договор и заказчик, и они главнее.</w:t>
+      </w:r>
+    </w:p>
+    <w:p>
+      <w:pPr>
+        <w:pStyle w:val="Heading1"/>
+      </w:pPr>
+      <w:r>
+        <w:t>Признаки</w:t>
       </w:r>
     </w:p>
     <w:tbl>
@@ -39,7 +52,7 @@
           </w:tcPr>
           <w:p>
             <w:r>
-              <w:t>Возможность</w:t>
+              <w:t>Признак</w:t>
             </w:r>
           </w:p>
         </w:tc>
@@ -49,7 +62,7 @@
           </w:tcPr>
           <w:p>
             <w:r>
-              <w:t>Бесплатно</w:t>
+              <w:t>Перед отправкой</w:t>
             </w:r>
           </w:p>
         </w:tc>
@@ -59,7 +72,7 @@
           </w:tcPr>
           <w:p>
             <w:r>
-              <w:t>Полный комплект</w:t>
+              <w:t>В возвращённом комплекте</w:t>
             </w:r>
           </w:p>
         </w:tc>
@@ -69,7 +82,7 @@
           </w:tcPr>
           <w:p>
             <w:r>
-              <w:t>Почему это важно</w:t>
+              <w:t>Чем проверить</w:t>
             </w:r>
           </w:p>
         </w:tc>
@@ -81,7 +94,7 @@
           </w:tcPr>
           <w:p>
             <w:r>
-              <w:t>Проверочный лист КС</w:t>
+              <w:t>Наименование объекта</w:t>
             </w:r>
           </w:p>
         </w:tc>
@@ -91,7 +104,7 @@
           </w:tcPr>
           <w:p>
             <w:r>
-              <w:t>Базовый (20 пунктов)</w:t>
+              <w:t>Одно и то же во всех документах, дословно из договора</w:t>
             </w:r>
           </w:p>
         </w:tc>
@@ -101,7 +114,7 @@
           </w:tcPr>
           <w:p>
             <w:r>
-              <w:t>Расширенный (50+ пунктов)</w:t>
+              <w:t>В КС-2, КС-3 и актах объект назван по-разному: копировали из договора, разрешения и проекта</w:t>
             </w:r>
           </w:p>
         </w:tc>
@@ -111,7 +124,7 @@
           </w:tcPr>
           <w:p>
             <w:r>
-              <w:t>Меньше возвратов от заказчика</w:t>
+              <w:t>01, п. 1.2; 09, ошибка 1</w:t>
             </w:r>
           </w:p>
         </w:tc>
@@ -123,7 +136,7 @@
           </w:tcPr>
           <w:p>
             <w:r>
-              <w:t>Реестр приложений</w:t>
+              <w:t>Нумерация КС-2</w:t>
             </w:r>
           </w:p>
         </w:tc>
@@ -133,7 +146,7 @@
           </w:tcPr>
           <w:p>
             <w:r>
-              <w:t>Ручной</w:t>
+              <w:t>Без пропусков и дублей; аннулированный акт отмечен записью</w:t>
             </w:r>
           </w:p>
         </w:tc>
@@ -143,7 +156,7 @@
           </w:tcPr>
           <w:p>
             <w:r>
-              <w:t>С автопроверкой статуса</w:t>
+              <w:t>Пропущен номер: аннулирование не записано или прорабы нумеруют независимо</w:t>
             </w:r>
           </w:p>
         </w:tc>
@@ -153,7 +166,49 @@
           </w:tcPr>
           <w:p>
             <w:r>
-              <w:t>Не забудете приложить акты</w:t>
+              <w:t>01, п. 2.1; 09, ошибка 2</w:t>
+            </w:r>
+          </w:p>
+        </w:tc>
+      </w:tr>
+      <w:tr>
+        <w:tc>
+          <w:tcPr>
+            <w:tcW w:type="dxa" w:w="2160"/>
+          </w:tcPr>
+          <w:p>
+            <w:r>
+              <w:t>Суммы КС-2 и КС-3</w:t>
+            </w:r>
+          </w:p>
+        </w:tc>
+        <w:tc>
+          <w:tcPr>
+            <w:tcW w:type="dxa" w:w="2160"/>
+          </w:tcPr>
+          <w:p>
+            <w:r>
+              <w:t>Итог КС-3 взят из КС-2</w:t>
+            </w:r>
+          </w:p>
+        </w:tc>
+        <w:tc>
+          <w:tcPr>
+            <w:tcW w:type="dxa" w:w="2160"/>
+          </w:tcPr>
+          <w:p>
+            <w:r>
+              <w:t>Суммы расходятся: ручное округление, ошибка в формуле, разные ставки НДС</w:t>
+            </w:r>
+          </w:p>
+        </w:tc>
+        <w:tc>
+          <w:tcPr>
+            <w:tcW w:type="dxa" w:w="2160"/>
+          </w:tcPr>
+          <w:p>
+            <w:r>
+              <w:t>01, п. 2.3; 09, ошибка 3</w:t>
             </w:r>
           </w:p>
         </w:tc>
@@ -175,7 +230,7 @@
           </w:tcPr>
           <w:p>
             <w:r>
-              <w:t>Нет</w:t>
+              <w:t>На каждую скрытую работу из КС-2 есть акт; акты приложены и названы в перечне приложений</w:t>
             </w:r>
           </w:p>
         </w:tc>
@@ -185,7 +240,7 @@
           </w:tcPr>
           <w:p>
             <w:r>
-              <w:t>5 типовых форм</w:t>
+              <w:t>Работы выполнены, акты составлены, но к КС-2 не приложены</w:t>
             </w:r>
           </w:p>
         </w:tc>
@@ -195,7 +250,7 @@
           </w:tcPr>
           <w:p>
             <w:r>
-              <w:t>Закрывает основные виды работ</w:t>
+              <w:t>01, раздел 5; 02; 03; 09, ошибка 4</w:t>
             </w:r>
           </w:p>
         </w:tc>
@@ -207,7 +262,7 @@
           </w:tcPr>
           <w:p>
             <w:r>
-              <w:t>Протокол проверки</w:t>
+              <w:t>Документы о качестве</w:t>
             </w:r>
           </w:p>
         </w:tc>
@@ -217,7 +272,7 @@
           </w:tcPr>
           <w:p>
             <w:r>
-              <w:t>Нет</w:t>
+              <w:t>Действуют на дату работ и соответствуют маркам материалов</w:t>
             </w:r>
           </w:p>
         </w:tc>
@@ -227,7 +282,7 @@
           </w:tcPr>
           <w:p>
             <w:r>
-              <w:t>Готовый шаблон</w:t>
+              <w:t>Сертификат действовал на дату закупки, но не на дату работ</w:t>
             </w:r>
           </w:p>
         </w:tc>
@@ -237,7 +292,7 @@
           </w:tcPr>
           <w:p>
             <w:r>
-              <w:t>Формализует процесс</w:t>
+              <w:t>01, раздел 4; 09, ошибка 5</w:t>
             </w:r>
           </w:p>
         </w:tc>
@@ -249,7 +304,7 @@
           </w:tcPr>
           <w:p>
             <w:r>
-              <w:t>Письмо о недостатках</w:t>
+              <w:t>Даты</w:t>
             </w:r>
           </w:p>
         </w:tc>
@@ -259,7 +314,7 @@
           </w:tcPr>
           <w:p>
             <w:r>
-              <w:t>Нет</w:t>
+              <w:t>Существуют в календаре; начало периода не позже окончания</w:t>
             </w:r>
           </w:p>
         </w:tc>
@@ -269,7 +324,7 @@
           </w:tcPr>
           <w:p>
             <w:r>
-              <w:t>Шаблон с юридическими ссылками</w:t>
+              <w:t>31 февраля, 32-е число, окончание раньше начала</w:t>
             </w:r>
           </w:p>
         </w:tc>
@@ -279,7 +334,7 @@
           </w:tcPr>
           <w:p>
             <w:r>
-              <w:t>Профессиональный ответ заказчику</w:t>
+              <w:t>01, п. 2.2; 09, ошибка 6</w:t>
             </w:r>
           </w:p>
         </w:tc>
@@ -291,7 +346,7 @@
           </w:tcPr>
           <w:p>
             <w:r>
-              <w:t>Журнал передачи</w:t>
+              <w:t>Подписи</w:t>
             </w:r>
           </w:p>
         </w:tc>
@@ -301,7 +356,7 @@
           </w:tcPr>
           <w:p>
             <w:r>
-              <w:t>Нет</w:t>
+              <w:t>Стоят все подписи, которые требует договор</w:t>
             </w:r>
           </w:p>
         </w:tc>
@@ -311,7 +366,7 @@
           </w:tcPr>
           <w:p>
             <w:r>
-              <w:t>С отслеживанием возвратов</w:t>
+              <w:t>Нет подписи бухгалтера: он не участвовал во внутренней проверке</w:t>
             </w:r>
           </w:p>
         </w:tc>
@@ -321,133 +376,7 @@
           </w:tcPr>
           <w:p>
             <w:r>
-              <w:t>Контролируете статус</w:t>
-            </w:r>
-          </w:p>
-        </w:tc>
-      </w:tr>
-      <w:tr>
-        <w:tc>
-          <w:tcPr>
-            <w:tcW w:type="dxa" w:w="2160"/>
-          </w:tcPr>
-          <w:p>
-            <w:r>
-              <w:t>Сроки хранения</w:t>
-            </w:r>
-          </w:p>
-        </w:tc>
-        <w:tc>
-          <w:tcPr>
-            <w:tcW w:type="dxa" w:w="2160"/>
-          </w:tcPr>
-          <w:p>
-            <w:r>
-              <w:t>Нет</w:t>
-            </w:r>
-          </w:p>
-        </w:tc>
-        <w:tc>
-          <w:tcPr>
-            <w:tcW w:type="dxa" w:w="2160"/>
-          </w:tcPr>
-          <w:p>
-            <w:r>
-              <w:t>Таблица по всем видам документов</w:t>
-            </w:r>
-          </w:p>
-        </w:tc>
-        <w:tc>
-          <w:tcPr>
-            <w:tcW w:type="dxa" w:w="2160"/>
-          </w:tcPr>
-          <w:p>
-            <w:r>
-              <w:t>Не нарушаете архивные требования</w:t>
-            </w:r>
-          </w:p>
-        </w:tc>
-      </w:tr>
-      <w:tr>
-        <w:tc>
-          <w:tcPr>
-            <w:tcW w:type="dxa" w:w="2160"/>
-          </w:tcPr>
-          <w:p>
-            <w:r>
-              <w:t>Алгоритм проверки</w:t>
-            </w:r>
-          </w:p>
-        </w:tc>
-        <w:tc>
-          <w:tcPr>
-            <w:tcW w:type="dxa" w:w="2160"/>
-          </w:tcPr>
-          <w:p>
-            <w:r>
-              <w:t>Краткий</w:t>
-            </w:r>
-          </w:p>
-        </w:tc>
-        <w:tc>
-          <w:tcPr>
-            <w:tcW w:type="dxa" w:w="2160"/>
-          </w:tcPr>
-          <w:p>
-            <w:r>
-              <w:t>Пошаговый с контрольными точками</w:t>
-            </w:r>
-          </w:p>
-        </w:tc>
-        <w:tc>
-          <w:tcPr>
-            <w:tcW w:type="dxa" w:w="2160"/>
-          </w:tcPr>
-          <w:p>
-            <w:r>
-              <w:t>Системный подход</w:t>
-            </w:r>
-          </w:p>
-        </w:tc>
-      </w:tr>
-      <w:tr>
-        <w:tc>
-          <w:tcPr>
-            <w:tcW w:type="dxa" w:w="2160"/>
-          </w:tcPr>
-          <w:p>
-            <w:r>
-              <w:t>Типовые ошибки</w:t>
-            </w:r>
-          </w:p>
-        </w:tc>
-        <w:tc>
-          <w:tcPr>
-            <w:tcW w:type="dxa" w:w="2160"/>
-          </w:tcPr>
-          <w:p>
-            <w:r>
-              <w:t>7 ошибок</w:t>
-            </w:r>
-          </w:p>
-        </w:tc>
-        <w:tc>
-          <w:tcPr>
-            <w:tcW w:type="dxa" w:w="2160"/>
-          </w:tcPr>
-          <w:p>
-            <w:r>
-              <w:t>15+ ошибок + способы устранения</w:t>
-            </w:r>
-          </w:p>
-        </w:tc>
-        <w:tc>
-          <w:tcPr>
-            <w:tcW w:type="dxa" w:w="2160"/>
-          </w:tcPr>
-          <w:p>
-            <w:r>
-              <w:t>Предупреждаете проблемы</w:t>
+              <w:t>01, п. 2.4; 04; 09, ошибка 7</w:t>
             </w:r>
           </w:p>
         </w:tc>
@@ -455,19 +384,16 @@
     </w:tbl>
     <w:p/>
     <w:p>
+      <w:pPr>
+        <w:pStyle w:val="Heading1"/>
+      </w:pPr>
       <w:r>
-        <w:br/>
-        <w:t>Полный комплект 'КС без возврата' - это не просто шаблоны. Это система, которая снижает количество возвратов КС от заказчика с 30-40% до 5-10%.</w:t>
+        <w:t>Когда все признаки сошлись</w:t>
       </w:r>
     </w:p>
     <w:p>
       <w:r>
-        <w:br/>
-        <w:t>Стоимость комплекта: 1 990 ₽</w:t>
-        <w:br/>
-        <w:t>Стоимость одного возврата КС: 3-5 рабочих дней + риск срыва сроков оплаты.</w:t>
-        <w:br/>
-        <w:t>Окупаемость: после первого же объекта.</w:t>
+        <w:t>Внутреннюю проверку оформите протоколом (04), передачу комплекта — записью в журнале передачи (06). Если замечания всё-таки пришли, ответ готовится по шаблону письма (05).</w:t>
       </w:r>
     </w:p>
     <w:sectPr>

--- a/products-storage/05-ks-bez-vozvrata/10-sravnitelnaya-tablica.docx
+++ b/products-storage/05-ks-bez-vozvrata/10-sravnitelnaya-tablica.docx
@@ -22,7 +22,7 @@
     </w:p>
     <w:p>
       <w:r>
-        <w:t>Таблица сводит на одну страницу проверочный лист (01) и типовые ошибки (09) этого комплекта. Во втором столбце — как признак должен выглядеть перед отправкой, в третьем — как он выглядит в комплекте, который вернули. Последний столбец говорит, каким файлом комплекта признак проверить. Приёмку таблица не гарантирует: требования к комплекту задают договор и заказчик, и они главнее.</w:t>
+        <w:t>Таблица сводит в одну таблицу проверочный лист (01) и типовые ошибки (09) этого комплекта. Во втором столбце — как признак должен выглядеть перед отправкой, в третьем — как он выглядит в комплекте, который вернули. Последний столбец говорит, каким файлом комплекта признак проверить. Приёмку таблица не гарантирует: требования к комплекту задают договор и заказчик, и они главнее.</w:t>
       </w:r>
     </w:p>
     <w:p>

--- a/products-storage/05-ks-bez-vozvrata/10-sravnitelnaya-tablica.docx
+++ b/products-storage/05-ks-bez-vozvrata/10-sravnitelnaya-tablica.docx
@@ -5,479 +5,1004 @@
     <w:p>
       <w:pPr>
         <w:pStyle w:val="Title"/>
-        <w:jc w:val="center"/>
       </w:pPr>
       <w:r>
-        <w:t>СРАВНИТЕЛЬНАЯ ТАБЛИЦА: Бесплатный материал vs Полный комплект</w:t>
+        <w:t>Состав комплекта и рабочие результаты</w:t>
       </w:r>
     </w:p>
-    <w:p/>
     <w:p>
       <w:pPr>
-        <w:pStyle w:val="Heading1"/>
+        <w:spacing w:after="100"/>
       </w:pPr>
       <w:r>
-        <w:t>Сравнение возможностей</w:t>
+        <w:rPr>
+          <w:b w:val="0"/>
+          <w:i w:val="0"/>
+          <w:sz w:val="20"/>
+        </w:rPr>
+        <w:t>Система помогает убрать ошибки до передачи КС-2 и КС-3, зафиксировать замечания и подтвердить передачу документов. Для подрядчика это управляемый путь к рассмотрению выполненных работ и сохранению срока получения денег.</w:t>
       </w:r>
     </w:p>
     <w:tbl>
       <w:tblPr>
-        <w:tblStyle w:val="TableGrid"/>
         <w:tblW w:type="auto" w:w="0"/>
+        <w:jc w:val="center"/>
+        <w:tblLayout w:type="fixed"/>
         <w:tblLook w:firstColumn="1" w:firstRow="1" w:lastColumn="0" w:lastRow="0" w:noHBand="0" w:noVBand="1" w:val="04A0"/>
       </w:tblPr>
       <w:tblGrid>
-        <w:gridCol w:w="2160"/>
-        <w:gridCol w:w="2160"/>
-        <w:gridCol w:w="2160"/>
-        <w:gridCol w:w="2160"/>
+        <w:gridCol w:w="680"/>
+        <w:gridCol w:w="2494"/>
+        <w:gridCol w:w="6690"/>
       </w:tblGrid>
       <w:tr>
+        <w:trPr>
+          <w:cantSplit/>
+          <w:tblHeader/>
+        </w:trPr>
         <w:tc>
           <w:tcPr>
-            <w:tcW w:type="dxa" w:w="2160"/>
+            <w:tcW w:type="dxa" w:w="680"/>
+            <w:vAlign w:val="center"/>
+            <w:shd w:fill="292C30"/>
+            <w:tcMar>
+              <w:top w:w="80" w:type="dxa"/>
+              <w:left w:w="80" w:type="dxa"/>
+              <w:bottom w:w="80" w:type="dxa"/>
+              <w:right w:w="80" w:type="dxa"/>
+            </w:tcMar>
           </w:tcPr>
           <w:p>
+            <w:pPr>
+              <w:spacing w:after="60" w:before="40" w:line="245" w:lineRule="auto"/>
+            </w:pPr>
             <w:r>
-              <w:t>Возможность</w:t>
+              <w:rPr>
+                <w:rFonts w:ascii="Arial" w:hAnsi="Arial"/>
+                <w:b/>
+                <w:i w:val="0"/>
+                <w:color w:val="FFFFFF"/>
+                <w:sz w:val="18"/>
+              </w:rPr>
+              <w:t>№</w:t>
             </w:r>
           </w:p>
         </w:tc>
         <w:tc>
           <w:tcPr>
-            <w:tcW w:type="dxa" w:w="2160"/>
+            <w:tcW w:type="dxa" w:w="2494"/>
+            <w:vAlign w:val="center"/>
+            <w:shd w:fill="292C30"/>
+            <w:tcMar>
+              <w:top w:w="80" w:type="dxa"/>
+              <w:left w:w="80" w:type="dxa"/>
+              <w:bottom w:w="80" w:type="dxa"/>
+              <w:right w:w="80" w:type="dxa"/>
+            </w:tcMar>
           </w:tcPr>
           <w:p>
+            <w:pPr>
+              <w:spacing w:after="60" w:before="40" w:line="245" w:lineRule="auto"/>
+            </w:pPr>
             <w:r>
-              <w:t>Бесплатно</w:t>
+              <w:rPr>
+                <w:rFonts w:ascii="Arial" w:hAnsi="Arial"/>
+                <w:b/>
+                <w:i w:val="0"/>
+                <w:color w:val="FFFFFF"/>
+                <w:sz w:val="18"/>
+              </w:rPr>
+              <w:t>Инструмент</w:t>
             </w:r>
           </w:p>
         </w:tc>
         <w:tc>
           <w:tcPr>
-            <w:tcW w:type="dxa" w:w="2160"/>
+            <w:tcW w:type="dxa" w:w="6690"/>
+            <w:vAlign w:val="center"/>
+            <w:shd w:fill="292C30"/>
+            <w:tcMar>
+              <w:top w:w="80" w:type="dxa"/>
+              <w:left w:w="80" w:type="dxa"/>
+              <w:bottom w:w="80" w:type="dxa"/>
+              <w:right w:w="80" w:type="dxa"/>
+            </w:tcMar>
           </w:tcPr>
           <w:p>
+            <w:pPr>
+              <w:spacing w:after="60" w:before="40" w:line="245" w:lineRule="auto"/>
+            </w:pPr>
             <w:r>
-              <w:t>Полный комплект</w:t>
+              <w:rPr>
+                <w:rFonts w:ascii="Arial" w:hAnsi="Arial"/>
+                <w:b/>
+                <w:i w:val="0"/>
+                <w:color w:val="FFFFFF"/>
+                <w:sz w:val="18"/>
+              </w:rPr>
+              <w:t>Проверяемый результат</w:t>
+            </w:r>
+          </w:p>
+        </w:tc>
+      </w:tr>
+      <w:tr>
+        <w:trPr>
+          <w:cantSplit/>
+        </w:trPr>
+        <w:tc>
+          <w:tcPr>
+            <w:tcW w:type="dxa" w:w="680"/>
+            <w:vAlign w:val="center"/>
+            <w:shd w:fill="FFFFFF"/>
+            <w:tcMar>
+              <w:top w:w="80" w:type="dxa"/>
+              <w:left w:w="80" w:type="dxa"/>
+              <w:bottom w:w="80" w:type="dxa"/>
+              <w:right w:w="80" w:type="dxa"/>
+            </w:tcMar>
+          </w:tcPr>
+          <w:p>
+            <w:pPr>
+              <w:spacing w:after="60" w:before="40" w:line="245" w:lineRule="auto"/>
+            </w:pPr>
+            <w:r>
+              <w:rPr>
+                <w:rFonts w:ascii="Arial" w:hAnsi="Arial"/>
+                <w:b w:val="0"/>
+                <w:i w:val="0"/>
+                <w:color w:val="292C30"/>
+                <w:sz w:val="18"/>
+              </w:rPr>
+              <w:t>01</w:t>
             </w:r>
           </w:p>
         </w:tc>
         <w:tc>
           <w:tcPr>
-            <w:tcW w:type="dxa" w:w="2160"/>
+            <w:tcW w:type="dxa" w:w="2494"/>
+            <w:vAlign w:val="center"/>
+            <w:shd w:fill="FFFFFF"/>
+            <w:tcMar>
+              <w:top w:w="80" w:type="dxa"/>
+              <w:left w:w="80" w:type="dxa"/>
+              <w:bottom w:w="80" w:type="dxa"/>
+              <w:right w:w="80" w:type="dxa"/>
+            </w:tcMar>
           </w:tcPr>
           <w:p>
+            <w:pPr>
+              <w:spacing w:after="60" w:before="40" w:line="245" w:lineRule="auto"/>
+            </w:pPr>
             <w:r>
-              <w:t>Почему это важно</w:t>
+              <w:rPr>
+                <w:rFonts w:ascii="Arial" w:hAnsi="Arial"/>
+                <w:b w:val="0"/>
+                <w:i w:val="0"/>
+                <w:color w:val="292C30"/>
+                <w:sz w:val="18"/>
+              </w:rPr>
+              <w:t>Проверочный лист</w:t>
+            </w:r>
+          </w:p>
+        </w:tc>
+        <w:tc>
+          <w:tcPr>
+            <w:tcW w:type="dxa" w:w="6690"/>
+            <w:vAlign w:val="center"/>
+            <w:shd w:fill="FFFFFF"/>
+            <w:tcMar>
+              <w:top w:w="80" w:type="dxa"/>
+              <w:left w:w="80" w:type="dxa"/>
+              <w:bottom w:w="80" w:type="dxa"/>
+              <w:right w:w="80" w:type="dxa"/>
+            </w:tcMar>
+          </w:tcPr>
+          <w:p>
+            <w:pPr>
+              <w:spacing w:after="60" w:before="40" w:line="245" w:lineRule="auto"/>
+            </w:pPr>
+            <w:r>
+              <w:rPr>
+                <w:rFonts w:ascii="Arial" w:hAnsi="Arial"/>
+                <w:b w:val="0"/>
+                <w:i w:val="0"/>
+                <w:color w:val="292C30"/>
+                <w:sz w:val="18"/>
+              </w:rPr>
+              <w:t>40 контрольных пунктов: договор, КС-2, КС-3, приложения и передача.</w:t>
             </w:r>
           </w:p>
         </w:tc>
       </w:tr>
       <w:tr>
+        <w:trPr>
+          <w:cantSplit/>
+        </w:trPr>
         <w:tc>
           <w:tcPr>
-            <w:tcW w:type="dxa" w:w="2160"/>
+            <w:tcW w:type="dxa" w:w="680"/>
+            <w:vAlign w:val="center"/>
+            <w:shd w:fill="F6F4EF"/>
+            <w:tcMar>
+              <w:top w:w="80" w:type="dxa"/>
+              <w:left w:w="80" w:type="dxa"/>
+              <w:bottom w:w="80" w:type="dxa"/>
+              <w:right w:w="80" w:type="dxa"/>
+            </w:tcMar>
           </w:tcPr>
           <w:p>
+            <w:pPr>
+              <w:spacing w:after="60" w:before="40" w:line="245" w:lineRule="auto"/>
+            </w:pPr>
             <w:r>
-              <w:t>Проверочный лист КС</w:t>
+              <w:rPr>
+                <w:rFonts w:ascii="Arial" w:hAnsi="Arial"/>
+                <w:b w:val="0"/>
+                <w:i w:val="0"/>
+                <w:color w:val="292C30"/>
+                <w:sz w:val="18"/>
+              </w:rPr>
+              <w:t>02</w:t>
             </w:r>
           </w:p>
         </w:tc>
         <w:tc>
           <w:tcPr>
-            <w:tcW w:type="dxa" w:w="2160"/>
+            <w:tcW w:type="dxa" w:w="2494"/>
+            <w:vAlign w:val="center"/>
+            <w:shd w:fill="F6F4EF"/>
+            <w:tcMar>
+              <w:top w:w="80" w:type="dxa"/>
+              <w:left w:w="80" w:type="dxa"/>
+              <w:bottom w:w="80" w:type="dxa"/>
+              <w:right w:w="80" w:type="dxa"/>
+            </w:tcMar>
           </w:tcPr>
           <w:p>
+            <w:pPr>
+              <w:spacing w:after="60" w:before="40" w:line="245" w:lineRule="auto"/>
+            </w:pPr>
             <w:r>
-              <w:t>Базовый (20 пунктов)</w:t>
-            </w:r>
-          </w:p>
-        </w:tc>
-        <w:tc>
-          <w:tcPr>
-            <w:tcW w:type="dxa" w:w="2160"/>
-          </w:tcPr>
-          <w:p>
-            <w:r>
-              <w:t>Расширенный (50+ пунктов)</w:t>
-            </w:r>
-          </w:p>
-        </w:tc>
-        <w:tc>
-          <w:tcPr>
-            <w:tcW w:type="dxa" w:w="2160"/>
-          </w:tcPr>
-          <w:p>
-            <w:r>
-              <w:t>Меньше возвратов от заказчика</w:t>
-            </w:r>
-          </w:p>
-        </w:tc>
-      </w:tr>
-      <w:tr>
-        <w:tc>
-          <w:tcPr>
-            <w:tcW w:type="dxa" w:w="2160"/>
-          </w:tcPr>
-          <w:p>
-            <w:r>
+              <w:rPr>
+                <w:rFonts w:ascii="Arial" w:hAnsi="Arial"/>
+                <w:b w:val="0"/>
+                <w:i w:val="0"/>
+                <w:color w:val="292C30"/>
+                <w:sz w:val="18"/>
+              </w:rPr>
               <w:t>Реестр приложений</w:t>
             </w:r>
           </w:p>
         </w:tc>
         <w:tc>
           <w:tcPr>
-            <w:tcW w:type="dxa" w:w="2160"/>
+            <w:tcW w:type="dxa" w:w="6690"/>
+            <w:vAlign w:val="center"/>
+            <w:shd w:fill="F6F4EF"/>
+            <w:tcMar>
+              <w:top w:w="80" w:type="dxa"/>
+              <w:left w:w="80" w:type="dxa"/>
+              <w:bottom w:w="80" w:type="dxa"/>
+              <w:right w:w="80" w:type="dxa"/>
+            </w:tcMar>
           </w:tcPr>
           <w:p>
+            <w:pPr>
+              <w:spacing w:after="60" w:before="40" w:line="245" w:lineRule="auto"/>
+            </w:pPr>
             <w:r>
-              <w:t>Ручной</w:t>
+              <w:rPr>
+                <w:rFonts w:ascii="Arial" w:hAnsi="Arial"/>
+                <w:b w:val="0"/>
+                <w:i w:val="0"/>
+                <w:color w:val="292C30"/>
+                <w:sz w:val="18"/>
+              </w:rPr>
+              <w:t>Проверка заполненности реквизитов и дат; неполная строка не получает «ГОТОВО».</w:t>
+            </w:r>
+          </w:p>
+        </w:tc>
+      </w:tr>
+      <w:tr>
+        <w:trPr>
+          <w:cantSplit/>
+        </w:trPr>
+        <w:tc>
+          <w:tcPr>
+            <w:tcW w:type="dxa" w:w="680"/>
+            <w:vAlign w:val="center"/>
+            <w:shd w:fill="FFFFFF"/>
+            <w:tcMar>
+              <w:top w:w="80" w:type="dxa"/>
+              <w:left w:w="80" w:type="dxa"/>
+              <w:bottom w:w="80" w:type="dxa"/>
+              <w:right w:w="80" w:type="dxa"/>
+            </w:tcMar>
+          </w:tcPr>
+          <w:p>
+            <w:pPr>
+              <w:spacing w:after="60" w:before="40" w:line="245" w:lineRule="auto"/>
+            </w:pPr>
+            <w:r>
+              <w:rPr>
+                <w:rFonts w:ascii="Arial" w:hAnsi="Arial"/>
+                <w:b w:val="0"/>
+                <w:i w:val="0"/>
+                <w:color w:val="292C30"/>
+                <w:sz w:val="18"/>
+              </w:rPr>
+              <w:t>03</w:t>
             </w:r>
           </w:p>
         </w:tc>
         <w:tc>
           <w:tcPr>
-            <w:tcW w:type="dxa" w:w="2160"/>
+            <w:tcW w:type="dxa" w:w="2494"/>
+            <w:vAlign w:val="center"/>
+            <w:shd w:fill="FFFFFF"/>
+            <w:tcMar>
+              <w:top w:w="80" w:type="dxa"/>
+              <w:left w:w="80" w:type="dxa"/>
+              <w:bottom w:w="80" w:type="dxa"/>
+              <w:right w:w="80" w:type="dxa"/>
+            </w:tcMar>
           </w:tcPr>
           <w:p>
+            <w:pPr>
+              <w:spacing w:after="60" w:before="40" w:line="245" w:lineRule="auto"/>
+            </w:pPr>
             <w:r>
-              <w:t>С автопроверкой статуса</w:t>
+              <w:rPr>
+                <w:rFonts w:ascii="Arial" w:hAnsi="Arial"/>
+                <w:b w:val="0"/>
+                <w:i w:val="0"/>
+                <w:color w:val="292C30"/>
+                <w:sz w:val="18"/>
+              </w:rPr>
+              <w:t>АОСР</w:t>
             </w:r>
           </w:p>
         </w:tc>
         <w:tc>
           <w:tcPr>
-            <w:tcW w:type="dxa" w:w="2160"/>
+            <w:tcW w:type="dxa" w:w="6690"/>
+            <w:vAlign w:val="center"/>
+            <w:shd w:fill="FFFFFF"/>
+            <w:tcMar>
+              <w:top w:w="80" w:type="dxa"/>
+              <w:left w:w="80" w:type="dxa"/>
+              <w:bottom w:w="80" w:type="dxa"/>
+              <w:right w:w="80" w:type="dxa"/>
+            </w:tcMar>
           </w:tcPr>
           <w:p>
+            <w:pPr>
+              <w:spacing w:after="60" w:before="40" w:line="245" w:lineRule="auto"/>
+            </w:pPr>
             <w:r>
-              <w:t>Не забудете приложить акты</w:t>
+              <w:rPr>
+                <w:rFonts w:ascii="Arial" w:hAnsi="Arial"/>
+                <w:b w:val="0"/>
+                <w:i w:val="0"/>
+                <w:color w:val="292C30"/>
+                <w:sz w:val="18"/>
+              </w:rPr>
+              <w:t>Пять заполняемых форм для применимых скрытых работ. Выбирайте по виду работ и проектным основаниям.</w:t>
             </w:r>
           </w:p>
         </w:tc>
       </w:tr>
       <w:tr>
+        <w:trPr>
+          <w:cantSplit/>
+        </w:trPr>
         <w:tc>
           <w:tcPr>
-            <w:tcW w:type="dxa" w:w="2160"/>
+            <w:tcW w:type="dxa" w:w="680"/>
+            <w:vAlign w:val="center"/>
+            <w:shd w:fill="F6F4EF"/>
+            <w:tcMar>
+              <w:top w:w="80" w:type="dxa"/>
+              <w:left w:w="80" w:type="dxa"/>
+              <w:bottom w:w="80" w:type="dxa"/>
+              <w:right w:w="80" w:type="dxa"/>
+            </w:tcMar>
           </w:tcPr>
           <w:p>
+            <w:pPr>
+              <w:spacing w:after="60" w:before="40" w:line="245" w:lineRule="auto"/>
+            </w:pPr>
             <w:r>
-              <w:t>Акты скрытых работ</w:t>
+              <w:rPr>
+                <w:rFonts w:ascii="Arial" w:hAnsi="Arial"/>
+                <w:b w:val="0"/>
+                <w:i w:val="0"/>
+                <w:color w:val="292C30"/>
+                <w:sz w:val="18"/>
+              </w:rPr>
+              <w:t>04</w:t>
             </w:r>
           </w:p>
         </w:tc>
         <w:tc>
           <w:tcPr>
-            <w:tcW w:type="dxa" w:w="2160"/>
+            <w:tcW w:type="dxa" w:w="2494"/>
+            <w:vAlign w:val="center"/>
+            <w:shd w:fill="F6F4EF"/>
+            <w:tcMar>
+              <w:top w:w="80" w:type="dxa"/>
+              <w:left w:w="80" w:type="dxa"/>
+              <w:bottom w:w="80" w:type="dxa"/>
+              <w:right w:w="80" w:type="dxa"/>
+            </w:tcMar>
           </w:tcPr>
           <w:p>
+            <w:pPr>
+              <w:spacing w:after="60" w:before="40" w:line="245" w:lineRule="auto"/>
+            </w:pPr>
             <w:r>
-              <w:t>Нет</w:t>
-            </w:r>
-          </w:p>
-        </w:tc>
-        <w:tc>
-          <w:tcPr>
-            <w:tcW w:type="dxa" w:w="2160"/>
-          </w:tcPr>
-          <w:p>
-            <w:r>
-              <w:t>5 типовых форм</w:t>
-            </w:r>
-          </w:p>
-        </w:tc>
-        <w:tc>
-          <w:tcPr>
-            <w:tcW w:type="dxa" w:w="2160"/>
-          </w:tcPr>
-          <w:p>
-            <w:r>
-              <w:t>Закрывает основные виды работ</w:t>
-            </w:r>
-          </w:p>
-        </w:tc>
-      </w:tr>
-      <w:tr>
-        <w:tc>
-          <w:tcPr>
-            <w:tcW w:type="dxa" w:w="2160"/>
-          </w:tcPr>
-          <w:p>
-            <w:r>
+              <w:rPr>
+                <w:rFonts w:ascii="Arial" w:hAnsi="Arial"/>
+                <w:b w:val="0"/>
+                <w:i w:val="0"/>
+                <w:color w:val="292C30"/>
+                <w:sz w:val="18"/>
+              </w:rPr>
               <w:t>Протокол проверки</w:t>
             </w:r>
           </w:p>
         </w:tc>
         <w:tc>
           <w:tcPr>
-            <w:tcW w:type="dxa" w:w="2160"/>
+            <w:tcW w:type="dxa" w:w="6690"/>
+            <w:vAlign w:val="center"/>
+            <w:shd w:fill="F6F4EF"/>
+            <w:tcMar>
+              <w:top w:w="80" w:type="dxa"/>
+              <w:left w:w="80" w:type="dxa"/>
+              <w:bottom w:w="80" w:type="dxa"/>
+              <w:right w:w="80" w:type="dxa"/>
+            </w:tcMar>
           </w:tcPr>
           <w:p>
+            <w:pPr>
+              <w:spacing w:after="60" w:before="40" w:line="245" w:lineRule="auto"/>
+            </w:pPr>
             <w:r>
-              <w:t>Нет</w:t>
+              <w:rPr>
+                <w:rFonts w:ascii="Arial" w:hAnsi="Arial"/>
+                <w:b w:val="0"/>
+                <w:i w:val="0"/>
+                <w:color w:val="292C30"/>
+                <w:sz w:val="18"/>
+              </w:rPr>
+              <w:t>Замечание → ответственный и срок → повторная проверка → решение по комплекту.</w:t>
+            </w:r>
+          </w:p>
+        </w:tc>
+      </w:tr>
+      <w:tr>
+        <w:trPr>
+          <w:cantSplit/>
+        </w:trPr>
+        <w:tc>
+          <w:tcPr>
+            <w:tcW w:type="dxa" w:w="680"/>
+            <w:vAlign w:val="center"/>
+            <w:shd w:fill="FFFFFF"/>
+            <w:tcMar>
+              <w:top w:w="80" w:type="dxa"/>
+              <w:left w:w="80" w:type="dxa"/>
+              <w:bottom w:w="80" w:type="dxa"/>
+              <w:right w:w="80" w:type="dxa"/>
+            </w:tcMar>
+          </w:tcPr>
+          <w:p>
+            <w:pPr>
+              <w:spacing w:after="60" w:before="40" w:line="245" w:lineRule="auto"/>
+            </w:pPr>
+            <w:r>
+              <w:rPr>
+                <w:rFonts w:ascii="Arial" w:hAnsi="Arial"/>
+                <w:b w:val="0"/>
+                <w:i w:val="0"/>
+                <w:color w:val="292C30"/>
+                <w:sz w:val="18"/>
+              </w:rPr>
+              <w:t>05</w:t>
             </w:r>
           </w:p>
         </w:tc>
         <w:tc>
           <w:tcPr>
-            <w:tcW w:type="dxa" w:w="2160"/>
+            <w:tcW w:type="dxa" w:w="2494"/>
+            <w:vAlign w:val="center"/>
+            <w:shd w:fill="FFFFFF"/>
+            <w:tcMar>
+              <w:top w:w="80" w:type="dxa"/>
+              <w:left w:w="80" w:type="dxa"/>
+              <w:bottom w:w="80" w:type="dxa"/>
+              <w:right w:w="80" w:type="dxa"/>
+            </w:tcMar>
           </w:tcPr>
           <w:p>
+            <w:pPr>
+              <w:spacing w:after="60" w:before="40" w:line="245" w:lineRule="auto"/>
+            </w:pPr>
             <w:r>
-              <w:t>Готовый шаблон</w:t>
+              <w:rPr>
+                <w:rFonts w:ascii="Arial" w:hAnsi="Arial"/>
+                <w:b w:val="0"/>
+                <w:i w:val="0"/>
+                <w:color w:val="292C30"/>
+                <w:sz w:val="18"/>
+              </w:rPr>
+              <w:t>Ответ заказчику</w:t>
             </w:r>
           </w:p>
         </w:tc>
         <w:tc>
           <w:tcPr>
-            <w:tcW w:type="dxa" w:w="2160"/>
+            <w:tcW w:type="dxa" w:w="6690"/>
+            <w:vAlign w:val="center"/>
+            <w:shd w:fill="FFFFFF"/>
+            <w:tcMar>
+              <w:top w:w="80" w:type="dxa"/>
+              <w:left w:w="80" w:type="dxa"/>
+              <w:bottom w:w="80" w:type="dxa"/>
+              <w:right w:w="80" w:type="dxa"/>
+            </w:tcMar>
           </w:tcPr>
           <w:p>
+            <w:pPr>
+              <w:spacing w:after="60" w:before="40" w:line="245" w:lineRule="auto"/>
+            </w:pPr>
             <w:r>
-              <w:t>Формализует процесс</w:t>
+              <w:rPr>
+                <w:rFonts w:ascii="Arial" w:hAnsi="Arial"/>
+                <w:b w:val="0"/>
+                <w:i w:val="0"/>
+                <w:color w:val="292C30"/>
+                <w:sz w:val="18"/>
+              </w:rPr>
+              <w:t>Позиция по каждому замечанию, основание, исправление и состав повторной передачи.</w:t>
             </w:r>
           </w:p>
         </w:tc>
       </w:tr>
       <w:tr>
+        <w:trPr>
+          <w:cantSplit/>
+        </w:trPr>
         <w:tc>
           <w:tcPr>
-            <w:tcW w:type="dxa" w:w="2160"/>
+            <w:tcW w:type="dxa" w:w="680"/>
+            <w:vAlign w:val="center"/>
+            <w:shd w:fill="F6F4EF"/>
+            <w:tcMar>
+              <w:top w:w="80" w:type="dxa"/>
+              <w:left w:w="80" w:type="dxa"/>
+              <w:bottom w:w="80" w:type="dxa"/>
+              <w:right w:w="80" w:type="dxa"/>
+            </w:tcMar>
           </w:tcPr>
           <w:p>
+            <w:pPr>
+              <w:spacing w:after="60" w:before="40" w:line="245" w:lineRule="auto"/>
+            </w:pPr>
             <w:r>
-              <w:t>Письмо о недостатках</w:t>
+              <w:rPr>
+                <w:rFonts w:ascii="Arial" w:hAnsi="Arial"/>
+                <w:b w:val="0"/>
+                <w:i w:val="0"/>
+                <w:color w:val="292C30"/>
+                <w:sz w:val="18"/>
+              </w:rPr>
+              <w:t>06</w:t>
             </w:r>
           </w:p>
         </w:tc>
         <w:tc>
           <w:tcPr>
-            <w:tcW w:type="dxa" w:w="2160"/>
+            <w:tcW w:type="dxa" w:w="2494"/>
+            <w:vAlign w:val="center"/>
+            <w:shd w:fill="F6F4EF"/>
+            <w:tcMar>
+              <w:top w:w="80" w:type="dxa"/>
+              <w:left w:w="80" w:type="dxa"/>
+              <w:bottom w:w="80" w:type="dxa"/>
+              <w:right w:w="80" w:type="dxa"/>
+            </w:tcMar>
           </w:tcPr>
           <w:p>
+            <w:pPr>
+              <w:spacing w:after="60" w:before="40" w:line="245" w:lineRule="auto"/>
+            </w:pPr>
             <w:r>
-              <w:t>Нет</w:t>
-            </w:r>
-          </w:p>
-        </w:tc>
-        <w:tc>
-          <w:tcPr>
-            <w:tcW w:type="dxa" w:w="2160"/>
-          </w:tcPr>
-          <w:p>
-            <w:r>
-              <w:t>Шаблон с юридическими ссылками</w:t>
-            </w:r>
-          </w:p>
-        </w:tc>
-        <w:tc>
-          <w:tcPr>
-            <w:tcW w:type="dxa" w:w="2160"/>
-          </w:tcPr>
-          <w:p>
-            <w:r>
-              <w:t>Профессиональный ответ заказчику</w:t>
-            </w:r>
-          </w:p>
-        </w:tc>
-      </w:tr>
-      <w:tr>
-        <w:tc>
-          <w:tcPr>
-            <w:tcW w:type="dxa" w:w="2160"/>
-          </w:tcPr>
-          <w:p>
-            <w:r>
+              <w:rPr>
+                <w:rFonts w:ascii="Arial" w:hAnsi="Arial"/>
+                <w:b w:val="0"/>
+                <w:i w:val="0"/>
+                <w:color w:val="292C30"/>
+                <w:sz w:val="18"/>
+              </w:rPr>
               <w:t>Журнал передачи</w:t>
             </w:r>
           </w:p>
         </w:tc>
         <w:tc>
           <w:tcPr>
-            <w:tcW w:type="dxa" w:w="2160"/>
+            <w:tcW w:type="dxa" w:w="6690"/>
+            <w:vAlign w:val="center"/>
+            <w:shd w:fill="F6F4EF"/>
+            <w:tcMar>
+              <w:top w:w="80" w:type="dxa"/>
+              <w:left w:w="80" w:type="dxa"/>
+              <w:bottom w:w="80" w:type="dxa"/>
+              <w:right w:w="80" w:type="dxa"/>
+            </w:tcMar>
           </w:tcPr>
           <w:p>
+            <w:pPr>
+              <w:spacing w:after="60" w:before="40" w:line="245" w:lineRule="auto"/>
+            </w:pPr>
             <w:r>
-              <w:t>Нет</w:t>
+              <w:rPr>
+                <w:rFonts w:ascii="Arial" w:hAnsi="Arial"/>
+                <w:b w:val="0"/>
+                <w:i w:val="0"/>
+                <w:color w:val="292C30"/>
+                <w:sz w:val="18"/>
+              </w:rPr>
+              <w:t>Отправка и подтверждение получения, срок ответа, возврат и повторная передача.</w:t>
+            </w:r>
+          </w:p>
+        </w:tc>
+      </w:tr>
+      <w:tr>
+        <w:trPr>
+          <w:cantSplit/>
+        </w:trPr>
+        <w:tc>
+          <w:tcPr>
+            <w:tcW w:type="dxa" w:w="680"/>
+            <w:vAlign w:val="center"/>
+            <w:shd w:fill="FFFFFF"/>
+            <w:tcMar>
+              <w:top w:w="80" w:type="dxa"/>
+              <w:left w:w="80" w:type="dxa"/>
+              <w:bottom w:w="80" w:type="dxa"/>
+              <w:right w:w="80" w:type="dxa"/>
+            </w:tcMar>
+          </w:tcPr>
+          <w:p>
+            <w:pPr>
+              <w:spacing w:after="60" w:before="40" w:line="245" w:lineRule="auto"/>
+            </w:pPr>
+            <w:r>
+              <w:rPr>
+                <w:rFonts w:ascii="Arial" w:hAnsi="Arial"/>
+                <w:b w:val="0"/>
+                <w:i w:val="0"/>
+                <w:color w:val="292C30"/>
+                <w:sz w:val="18"/>
+              </w:rPr>
+              <w:t>07</w:t>
             </w:r>
           </w:p>
         </w:tc>
         <w:tc>
           <w:tcPr>
-            <w:tcW w:type="dxa" w:w="2160"/>
+            <w:tcW w:type="dxa" w:w="2494"/>
+            <w:vAlign w:val="center"/>
+            <w:shd w:fill="FFFFFF"/>
+            <w:tcMar>
+              <w:top w:w="80" w:type="dxa"/>
+              <w:left w:w="80" w:type="dxa"/>
+              <w:bottom w:w="80" w:type="dxa"/>
+              <w:right w:w="80" w:type="dxa"/>
+            </w:tcMar>
           </w:tcPr>
           <w:p>
+            <w:pPr>
+              <w:spacing w:after="60" w:before="40" w:line="245" w:lineRule="auto"/>
+            </w:pPr>
             <w:r>
-              <w:t>С отслеживанием возвратов</w:t>
+              <w:rPr>
+                <w:rFonts w:ascii="Arial" w:hAnsi="Arial"/>
+                <w:b w:val="0"/>
+                <w:i w:val="0"/>
+                <w:color w:val="292C30"/>
+                <w:sz w:val="18"/>
+              </w:rPr>
+              <w:t>Хранение</w:t>
             </w:r>
           </w:p>
         </w:tc>
         <w:tc>
           <w:tcPr>
-            <w:tcW w:type="dxa" w:w="2160"/>
+            <w:tcW w:type="dxa" w:w="6690"/>
+            <w:vAlign w:val="center"/>
+            <w:shd w:fill="FFFFFF"/>
+            <w:tcMar>
+              <w:top w:w="80" w:type="dxa"/>
+              <w:left w:w="80" w:type="dxa"/>
+              <w:bottom w:w="80" w:type="dxa"/>
+              <w:right w:w="80" w:type="dxa"/>
+            </w:tcMar>
           </w:tcPr>
           <w:p>
+            <w:pPr>
+              <w:spacing w:after="60" w:before="40" w:line="245" w:lineRule="auto"/>
+            </w:pPr>
             <w:r>
-              <w:t>Контролируете статус</w:t>
+              <w:rPr>
+                <w:rFonts w:ascii="Arial" w:hAnsi="Arial"/>
+                <w:b w:val="0"/>
+                <w:i w:val="0"/>
+                <w:color w:val="292C30"/>
+                <w:sz w:val="18"/>
+              </w:rPr>
+              <w:t>Основания хранения и квалификация учётных экземпляров, ИД и связанных документов перед передачей или списанием.</w:t>
             </w:r>
           </w:p>
         </w:tc>
       </w:tr>
       <w:tr>
+        <w:trPr>
+          <w:cantSplit/>
+        </w:trPr>
         <w:tc>
           <w:tcPr>
-            <w:tcW w:type="dxa" w:w="2160"/>
+            <w:tcW w:type="dxa" w:w="680"/>
+            <w:vAlign w:val="center"/>
+            <w:shd w:fill="F6F4EF"/>
+            <w:tcMar>
+              <w:top w:w="80" w:type="dxa"/>
+              <w:left w:w="80" w:type="dxa"/>
+              <w:bottom w:w="80" w:type="dxa"/>
+              <w:right w:w="80" w:type="dxa"/>
+            </w:tcMar>
           </w:tcPr>
           <w:p>
+            <w:pPr>
+              <w:spacing w:after="60" w:before="40" w:line="245" w:lineRule="auto"/>
+            </w:pPr>
             <w:r>
-              <w:t>Сроки хранения</w:t>
+              <w:rPr>
+                <w:rFonts w:ascii="Arial" w:hAnsi="Arial"/>
+                <w:b w:val="0"/>
+                <w:i w:val="0"/>
+                <w:color w:val="292C30"/>
+                <w:sz w:val="18"/>
+              </w:rPr>
+              <w:t>08</w:t>
             </w:r>
           </w:p>
         </w:tc>
         <w:tc>
           <w:tcPr>
-            <w:tcW w:type="dxa" w:w="2160"/>
+            <w:tcW w:type="dxa" w:w="2494"/>
+            <w:vAlign w:val="center"/>
+            <w:shd w:fill="F6F4EF"/>
+            <w:tcMar>
+              <w:top w:w="80" w:type="dxa"/>
+              <w:left w:w="80" w:type="dxa"/>
+              <w:bottom w:w="80" w:type="dxa"/>
+              <w:right w:w="80" w:type="dxa"/>
+            </w:tcMar>
           </w:tcPr>
           <w:p>
+            <w:pPr>
+              <w:spacing w:after="60" w:before="40" w:line="245" w:lineRule="auto"/>
+            </w:pPr>
             <w:r>
-              <w:t>Нет</w:t>
+              <w:rPr>
+                <w:rFonts w:ascii="Arial" w:hAnsi="Arial"/>
+                <w:b w:val="0"/>
+                <w:i w:val="0"/>
+                <w:color w:val="292C30"/>
+                <w:sz w:val="18"/>
+              </w:rPr>
+              <w:t>Алгоритм</w:t>
             </w:r>
           </w:p>
         </w:tc>
         <w:tc>
           <w:tcPr>
-            <w:tcW w:type="dxa" w:w="2160"/>
+            <w:tcW w:type="dxa" w:w="6690"/>
+            <w:vAlign w:val="center"/>
+            <w:shd w:fill="F6F4EF"/>
+            <w:tcMar>
+              <w:top w:w="80" w:type="dxa"/>
+              <w:left w:w="80" w:type="dxa"/>
+              <w:bottom w:w="80" w:type="dxa"/>
+              <w:right w:w="80" w:type="dxa"/>
+            </w:tcMar>
           </w:tcPr>
           <w:p>
+            <w:pPr>
+              <w:spacing w:after="60" w:before="40" w:line="245" w:lineRule="auto"/>
+            </w:pPr>
             <w:r>
-              <w:t>Таблица по всем видам документов</w:t>
+              <w:rPr>
+                <w:rFonts w:ascii="Arial" w:hAnsi="Arial"/>
+                <w:b w:val="0"/>
+                <w:i w:val="0"/>
+                <w:color w:val="292C30"/>
+                <w:sz w:val="18"/>
+              </w:rPr>
+              <w:t>Последовательность работы с конкретными файлами и контроль результата.</w:t>
+            </w:r>
+          </w:p>
+        </w:tc>
+      </w:tr>
+      <w:tr>
+        <w:trPr>
+          <w:cantSplit/>
+        </w:trPr>
+        <w:tc>
+          <w:tcPr>
+            <w:tcW w:type="dxa" w:w="680"/>
+            <w:vAlign w:val="center"/>
+            <w:shd w:fill="FFFFFF"/>
+            <w:tcMar>
+              <w:top w:w="80" w:type="dxa"/>
+              <w:left w:w="80" w:type="dxa"/>
+              <w:bottom w:w="80" w:type="dxa"/>
+              <w:right w:w="80" w:type="dxa"/>
+            </w:tcMar>
+          </w:tcPr>
+          <w:p>
+            <w:pPr>
+              <w:spacing w:after="60" w:before="40" w:line="245" w:lineRule="auto"/>
+            </w:pPr>
+            <w:r>
+              <w:rPr>
+                <w:rFonts w:ascii="Arial" w:hAnsi="Arial"/>
+                <w:b w:val="0"/>
+                <w:i w:val="0"/>
+                <w:color w:val="292C30"/>
+                <w:sz w:val="18"/>
+              </w:rPr>
+              <w:t>09</w:t>
             </w:r>
           </w:p>
         </w:tc>
         <w:tc>
           <w:tcPr>
-            <w:tcW w:type="dxa" w:w="2160"/>
+            <w:tcW w:type="dxa" w:w="2494"/>
+            <w:vAlign w:val="center"/>
+            <w:shd w:fill="FFFFFF"/>
+            <w:tcMar>
+              <w:top w:w="80" w:type="dxa"/>
+              <w:left w:w="80" w:type="dxa"/>
+              <w:bottom w:w="80" w:type="dxa"/>
+              <w:right w:w="80" w:type="dxa"/>
+            </w:tcMar>
           </w:tcPr>
           <w:p>
+            <w:pPr>
+              <w:spacing w:after="60" w:before="40" w:line="245" w:lineRule="auto"/>
+            </w:pPr>
             <w:r>
-              <w:t>Не нарушаете архивные требования</w:t>
-            </w:r>
-          </w:p>
-        </w:tc>
-      </w:tr>
-      <w:tr>
-        <w:tc>
-          <w:tcPr>
-            <w:tcW w:type="dxa" w:w="2160"/>
-          </w:tcPr>
-          <w:p>
-            <w:r>
-              <w:t>Алгоритм проверки</w:t>
+              <w:rPr>
+                <w:rFonts w:ascii="Arial" w:hAnsi="Arial"/>
+                <w:b w:val="0"/>
+                <w:i w:val="0"/>
+                <w:color w:val="292C30"/>
+                <w:sz w:val="18"/>
+              </w:rPr>
+              <w:t>Ошибки</w:t>
             </w:r>
           </w:p>
         </w:tc>
         <w:tc>
           <w:tcPr>
-            <w:tcW w:type="dxa" w:w="2160"/>
+            <w:tcW w:type="dxa" w:w="6690"/>
+            <w:vAlign w:val="center"/>
+            <w:shd w:fill="FFFFFF"/>
+            <w:tcMar>
+              <w:top w:w="80" w:type="dxa"/>
+              <w:left w:w="80" w:type="dxa"/>
+              <w:bottom w:w="80" w:type="dxa"/>
+              <w:right w:w="80" w:type="dxa"/>
+            </w:tcMar>
           </w:tcPr>
           <w:p>
+            <w:pPr>
+              <w:spacing w:after="60" w:before="40" w:line="245" w:lineRule="auto"/>
+            </w:pPr>
             <w:r>
-              <w:t>Краткий</w:t>
-            </w:r>
-          </w:p>
-        </w:tc>
-        <w:tc>
-          <w:tcPr>
-            <w:tcW w:type="dxa" w:w="2160"/>
-          </w:tcPr>
-          <w:p>
-            <w:r>
-              <w:t>Пошаговый с контрольными точками</w:t>
-            </w:r>
-          </w:p>
-        </w:tc>
-        <w:tc>
-          <w:tcPr>
-            <w:tcW w:type="dxa" w:w="2160"/>
-          </w:tcPr>
-          <w:p>
-            <w:r>
-              <w:t>Системный подход</w:t>
-            </w:r>
-          </w:p>
-        </w:tc>
-      </w:tr>
-      <w:tr>
-        <w:tc>
-          <w:tcPr>
-            <w:tcW w:type="dxa" w:w="2160"/>
-          </w:tcPr>
-          <w:p>
-            <w:r>
-              <w:t>Типовые ошибки</w:t>
-            </w:r>
-          </w:p>
-        </w:tc>
-        <w:tc>
-          <w:tcPr>
-            <w:tcW w:type="dxa" w:w="2160"/>
-          </w:tcPr>
-          <w:p>
-            <w:r>
-              <w:t>7 ошибок</w:t>
-            </w:r>
-          </w:p>
-        </w:tc>
-        <w:tc>
-          <w:tcPr>
-            <w:tcW w:type="dxa" w:w="2160"/>
-          </w:tcPr>
-          <w:p>
-            <w:r>
-              <w:t>15+ ошибок + способы устранения</w:t>
-            </w:r>
-          </w:p>
-        </w:tc>
-        <w:tc>
-          <w:tcPr>
-            <w:tcW w:type="dxa" w:w="2160"/>
-          </w:tcPr>
-          <w:p>
-            <w:r>
-              <w:t>Предупреждаете проблемы</w:t>
+              <w:rPr>
+                <w:rFonts w:ascii="Arial" w:hAnsi="Arial"/>
+                <w:b w:val="0"/>
+                <w:i w:val="0"/>
+                <w:color w:val="292C30"/>
+                <w:sz w:val="18"/>
+              </w:rPr>
+              <w:t>15 адресных ситуаций с порядком исправления и ссылкой на документ комплекта.</w:t>
             </w:r>
           </w:p>
         </w:tc>
       </w:tr>
     </w:tbl>
-    <w:p/>
     <w:p>
+      <w:pPr>
+        <w:spacing w:after="100"/>
+      </w:pPr>
       <w:r>
-        <w:br/>
-        <w:t>Полный комплект 'КС без возврата' - это не просто шаблоны. Это система, которая снижает количество возвратов КС от заказчика с 30-40% до 5-10%.</w:t>
+        <w:rPr>
+          <w:b w:val="0"/>
+          <w:i w:val="0"/>
+          <w:sz w:val="18"/>
+        </w:rPr>
+        <w:t>Передача документов не равна приёмке работ или поступлению оплаты. Фиксируйте эти события отдельно. Доказательства и сроки по договору сохраняйте вместе с рабочим делом объекта.</w:t>
       </w:r>
     </w:p>
     <w:p>
+      <w:pPr>
+        <w:spacing w:after="100"/>
+      </w:pPr>
       <w:r>
-        <w:br/>
-        <w:t>Стоимость комплекта: 1 990 ₽</w:t>
-        <w:br/>
-        <w:t>Стоимость одного возврата КС: 3-5 рабочих дней + риск срыва сроков оплаты.</w:t>
-        <w:br/>
-        <w:t>Окупаемость: после первого же объекта.</w:t>
+        <w:rPr>
+          <w:b w:val="0"/>
+          <w:i w:val="0"/>
+          <w:sz w:val="18"/>
+        </w:rPr>
+        <w:t>Состав: 7 DOCX, 2 XLSX, 1 PDF и инструкция TXT — 11 покупательских файлов. КС-2 и КС-3 для проверки берутся из фактических документов объекта. Служебный MANIFEST в покупательский архив не входит.</w:t>
       </w:r>
     </w:p>
     <w:sectPr>
-      <w:pgSz w:w="12240" w:h="15840"/>
-      <w:pgMar w:top="1440" w:right="1800" w:bottom="1440" w:left="1800" w:header="720" w:footer="720" w:gutter="0"/>
+      <w:headerReference w:type="default" r:id="rId9"/>
+      <w:footerReference w:type="default" r:id="rId10"/>
+      <w:pgSz w:w="11906" w:h="16838"/>
+      <w:pgMar w:top="964" w:right="1020" w:bottom="907" w:left="1020" w:header="397" w:footer="454" w:gutter="0"/>
       <w:cols w:space="720"/>
       <w:docGrid w:linePitch="360"/>
     </w:sectPr>
   </w:body>
 </w:document>
+</file>
+
+<file path=word/footer1.xml><?xml version="1.0" encoding="utf-8"?>
+<w:ftr xmlns:m="http://schemas.openxmlformats.org/officeDocument/2006/math" xmlns:mc="http://schemas.openxmlformats.org/markup-compatibility/2006" xmlns:mo="http://schemas.microsoft.com/office/mac/office/2008/main" xmlns:mv="urn:schemas-microsoft-com:mac:vml" xmlns:o="urn:schemas-microsoft-com:office:office" xmlns:r="http://schemas.openxmlformats.org/officeDocument/2006/relationships" xmlns:v="urn:schemas-microsoft-com:vml" xmlns:w10="urn:schemas-microsoft-com:office:word" xmlns:w14="http://schemas.microsoft.com/office/word/2010/wordml" xmlns:w="http://schemas.openxmlformats.org/wordprocessingml/2006/main" xmlns:wne="http://schemas.microsoft.com/office/word/2006/wordml" xmlns:wp14="http://schemas.microsoft.com/office/word/2010/wordprocessingDrawing" xmlns:wp="http://schemas.openxmlformats.org/drawingml/2006/wordprocessingDrawing" xmlns:wpc="http://schemas.microsoft.com/office/word/2010/wordprocessingCanvas" xmlns:wpg="http://schemas.microsoft.com/office/word/2010/wordprocessingGroup" xmlns:wpi="http://schemas.microsoft.com/office/word/2010/wordprocessingInk" xmlns:wps="http://schemas.microsoft.com/office/word/2010/wordprocessingShape" mc:Ignorable="w14 wp14">
+  <w:p>
+    <w:pPr>
+      <w:pStyle w:val="Footer"/>
+    </w:pPr>
+    <w:r>
+      <w:rPr>
+        <w:b w:val="0"/>
+        <w:i w:val="0"/>
+        <w:sz w:val="16"/>
+      </w:rPr>
+      <w:t xml:space="preserve">КС-2 / КС-3 • Навигация по документам    |    </w:t>
+    </w:r>
+    <w:fldSimple w:instr="PAGE"/>
+  </w:p>
+</w:ftr>
+</file>
+
+<file path=word/header1.xml><?xml version="1.0" encoding="utf-8"?>
+<w:hdr xmlns:m="http://schemas.openxmlformats.org/officeDocument/2006/math" xmlns:mc="http://schemas.openxmlformats.org/markup-compatibility/2006" xmlns:mo="http://schemas.microsoft.com/office/mac/office/2008/main" xmlns:mv="urn:schemas-microsoft-com:mac:vml" xmlns:o="urn:schemas-microsoft-com:office:office" xmlns:r="http://schemas.openxmlformats.org/officeDocument/2006/relationships" xmlns:v="urn:schemas-microsoft-com:vml" xmlns:w10="urn:schemas-microsoft-com:office:word" xmlns:w14="http://schemas.microsoft.com/office/word/2010/wordml" xmlns:w="http://schemas.openxmlformats.org/wordprocessingml/2006/main" xmlns:wne="http://schemas.microsoft.com/office/word/2006/wordml" xmlns:wp14="http://schemas.microsoft.com/office/word/2010/wordprocessingDrawing" xmlns:wp="http://schemas.openxmlformats.org/drawingml/2006/wordprocessingDrawing" xmlns:wpc="http://schemas.microsoft.com/office/word/2010/wordprocessingCanvas" xmlns:wpg="http://schemas.microsoft.com/office/word/2010/wordprocessingGroup" xmlns:wpi="http://schemas.microsoft.com/office/word/2010/wordprocessingInk" xmlns:wps="http://schemas.microsoft.com/office/word/2010/wordprocessingShape" mc:Ignorable="w14 wp14">
+  <w:p>
+    <w:pPr>
+      <w:pStyle w:val="Header"/>
+      <w:pBdr>
+        <w:bottom w:val="single" w:sz="9" w:color="AC9568" w:space="4"/>
+      </w:pBdr>
+    </w:pPr>
+    <w:r>
+      <w:rPr>
+        <w:b/>
+        <w:i w:val="0"/>
+        <w:sz w:val="16"/>
+      </w:rPr>
+      <w:t>МАРЖА В БЕТОНЕ  /  P3</w:t>
+    </w:r>
+  </w:p>
+</w:hdr>
 </file>
 
 <file path=word/numbering.xml><?xml version="1.0" encoding="utf-8"?>
@@ -843,6 +1368,15 @@
     <w:name w:val="Normal"/>
     <w:qFormat/>
     <w:rsid w:val="00FC693F"/>
+    <w:pPr>
+      <w:spacing w:line="254" w:lineRule="auto" w:after="100"/>
+    </w:pPr>
+    <w:rPr>
+      <w:rFonts w:ascii="Arial" w:hAnsi="Arial"/>
+      <w:i w:val="0"/>
+      <w:color w:val="292C30"/>
+      <w:sz w:val="20"/>
+    </w:rPr>
   </w:style>
   <w:style w:type="paragraph" w:styleId="Header">
     <w:name w:val="header"/>
@@ -858,6 +1392,11 @@
       </w:tabs>
       <w:spacing w:after="0" w:line="240" w:lineRule="auto"/>
     </w:pPr>
+    <w:rPr>
+      <w:rFonts w:ascii="Arial" w:hAnsi="Arial"/>
+      <w:i w:val="0"/>
+      <w:color w:val="292C30"/>
+    </w:rPr>
   </w:style>
   <w:style w:type="character" w:customStyle="1" w:styleId="HeaderChar">
     <w:name w:val="Header Char"/>
@@ -865,6 +1404,11 @@
     <w:link w:val="Header"/>
     <w:uiPriority w:val="99"/>
     <w:rsid w:val="00E618BF"/>
+    <w:rPr>
+      <w:rFonts w:ascii="Arial" w:hAnsi="Arial"/>
+      <w:i w:val="0"/>
+      <w:color w:val="292C30"/>
+    </w:rPr>
   </w:style>
   <w:style w:type="paragraph" w:styleId="Footer">
     <w:name w:val="footer"/>
@@ -880,6 +1424,11 @@
       </w:tabs>
       <w:spacing w:after="0" w:line="240" w:lineRule="auto"/>
     </w:pPr>
+    <w:rPr>
+      <w:rFonts w:ascii="Arial" w:hAnsi="Arial"/>
+      <w:i w:val="0"/>
+      <w:color w:val="292C30"/>
+    </w:rPr>
   </w:style>
   <w:style w:type="character" w:customStyle="1" w:styleId="FooterChar">
     <w:name w:val="Footer Char"/>
@@ -887,6 +1436,11 @@
     <w:link w:val="Footer"/>
     <w:uiPriority w:val="99"/>
     <w:rsid w:val="00E618BF"/>
+    <w:rPr>
+      <w:rFonts w:ascii="Arial" w:hAnsi="Arial"/>
+      <w:i w:val="0"/>
+      <w:color w:val="292C30"/>
+    </w:rPr>
   </w:style>
   <w:style w:type="paragraph" w:styleId="Heading1">
     <w:name w:val="heading 1"/>
@@ -899,15 +1453,16 @@
     <w:pPr>
       <w:keepNext/>
       <w:keepLines/>
-      <w:spacing w:before="480" w:after="0"/>
+      <w:spacing w:before="140" w:after="100"/>
       <w:outlineLvl w:val="0"/>
     </w:pPr>
     <w:rPr>
-      <w:rFonts w:asciiTheme="majorHAnsi" w:eastAsiaTheme="majorEastAsia" w:hAnsiTheme="majorHAnsi" w:cstheme="majorBidi"/>
+      <w:rFonts w:asciiTheme="majorHAnsi" w:eastAsiaTheme="majorEastAsia" w:hAnsiTheme="majorHAnsi" w:cstheme="majorBidi" w:ascii="Arial" w:hAnsi="Arial"/>
       <w:b/>
       <w:bCs/>
-      <w:color w:val="365F91" w:themeColor="accent1" w:themeShade="BF"/>
-      <w:sz w:val="28"/>
+      <w:i w:val="0"/>
+      <w:color w:val="292C30"/>
+      <w:sz w:val="26"/>
       <w:szCs w:val="28"/>
     </w:rPr>
   </w:style>
@@ -923,15 +1478,16 @@
     <w:pPr>
       <w:keepNext/>
       <w:keepLines/>
-      <w:spacing w:before="200" w:after="0"/>
+      <w:spacing w:before="140" w:after="100"/>
       <w:outlineLvl w:val="1"/>
     </w:pPr>
     <w:rPr>
-      <w:rFonts w:asciiTheme="majorHAnsi" w:eastAsiaTheme="majorEastAsia" w:hAnsiTheme="majorHAnsi" w:cstheme="majorBidi"/>
+      <w:rFonts w:asciiTheme="majorHAnsi" w:eastAsiaTheme="majorEastAsia" w:hAnsiTheme="majorHAnsi" w:cstheme="majorBidi" w:ascii="Arial" w:hAnsi="Arial"/>
       <w:b/>
       <w:bCs/>
-      <w:color w:val="4F81BD" w:themeColor="accent1"/>
-      <w:sz w:val="26"/>
+      <w:i w:val="0"/>
+      <w:color w:val="292C30"/>
+      <w:sz w:val="22"/>
       <w:szCs w:val="26"/>
     </w:rPr>
   </w:style>
@@ -951,10 +1507,11 @@
       <w:outlineLvl w:val="2"/>
     </w:pPr>
     <w:rPr>
-      <w:rFonts w:asciiTheme="majorHAnsi" w:eastAsiaTheme="majorEastAsia" w:hAnsiTheme="majorHAnsi" w:cstheme="majorBidi"/>
+      <w:rFonts w:asciiTheme="majorHAnsi" w:eastAsiaTheme="majorEastAsia" w:hAnsiTheme="majorHAnsi" w:cstheme="majorBidi" w:ascii="Arial" w:hAnsi="Arial"/>
       <w:b/>
       <w:bCs/>
-      <w:color w:val="4F81BD" w:themeColor="accent1"/>
+      <w:i w:val="0"/>
+      <w:color w:val="292C30"/>
     </w:rPr>
   </w:style>
   <w:style w:type="paragraph" w:styleId="Heading4">
@@ -974,12 +1531,12 @@
       <w:outlineLvl w:val="3"/>
     </w:pPr>
     <w:rPr>
-      <w:rFonts w:asciiTheme="majorHAnsi" w:eastAsiaTheme="majorEastAsia" w:hAnsiTheme="majorHAnsi" w:cstheme="majorBidi"/>
+      <w:rFonts w:asciiTheme="majorHAnsi" w:eastAsiaTheme="majorEastAsia" w:hAnsiTheme="majorHAnsi" w:cstheme="majorBidi" w:ascii="Arial" w:hAnsi="Arial"/>
       <w:b/>
       <w:bCs/>
-      <w:i/>
-      <w:iCs/>
-      <w:color w:val="4F81BD" w:themeColor="accent1"/>
+      <w:i w:val="0"/>
+      <w:iCs w:val="0"/>
+      <w:color w:val="292C30"/>
     </w:rPr>
   </w:style>
   <w:style w:type="paragraph" w:styleId="Heading5">
@@ -999,8 +1556,9 @@
       <w:outlineLvl w:val="4"/>
     </w:pPr>
     <w:rPr>
-      <w:rFonts w:asciiTheme="majorHAnsi" w:eastAsiaTheme="majorEastAsia" w:hAnsiTheme="majorHAnsi" w:cstheme="majorBidi"/>
-      <w:color w:val="243F60" w:themeColor="accent1" w:themeShade="7F"/>
+      <w:rFonts w:asciiTheme="majorHAnsi" w:eastAsiaTheme="majorEastAsia" w:hAnsiTheme="majorHAnsi" w:cstheme="majorBidi" w:ascii="Arial" w:hAnsi="Arial"/>
+      <w:i w:val="0"/>
+      <w:color w:val="292C30"/>
     </w:rPr>
   </w:style>
   <w:style w:type="paragraph" w:styleId="Heading6">
@@ -1020,10 +1578,10 @@
       <w:outlineLvl w:val="5"/>
     </w:pPr>
     <w:rPr>
-      <w:rFonts w:asciiTheme="majorHAnsi" w:eastAsiaTheme="majorEastAsia" w:hAnsiTheme="majorHAnsi" w:cstheme="majorBidi"/>
-      <w:i/>
-      <w:iCs/>
-      <w:color w:val="243F60" w:themeColor="accent1" w:themeShade="7F"/>
+      <w:rFonts w:asciiTheme="majorHAnsi" w:eastAsiaTheme="majorEastAsia" w:hAnsiTheme="majorHAnsi" w:cstheme="majorBidi" w:ascii="Arial" w:hAnsi="Arial"/>
+      <w:i w:val="0"/>
+      <w:iCs w:val="0"/>
+      <w:color w:val="292C30"/>
     </w:rPr>
   </w:style>
   <w:style w:type="paragraph" w:styleId="Heading7">
@@ -1043,10 +1601,10 @@
       <w:outlineLvl w:val="6"/>
     </w:pPr>
     <w:rPr>
-      <w:rFonts w:asciiTheme="majorHAnsi" w:eastAsiaTheme="majorEastAsia" w:hAnsiTheme="majorHAnsi" w:cstheme="majorBidi"/>
-      <w:i/>
-      <w:iCs/>
-      <w:color w:val="404040" w:themeColor="text1" w:themeTint="BF"/>
+      <w:rFonts w:asciiTheme="majorHAnsi" w:eastAsiaTheme="majorEastAsia" w:hAnsiTheme="majorHAnsi" w:cstheme="majorBidi" w:ascii="Arial" w:hAnsi="Arial"/>
+      <w:i w:val="0"/>
+      <w:iCs w:val="0"/>
+      <w:color w:val="292C30"/>
     </w:rPr>
   </w:style>
   <w:style w:type="paragraph" w:styleId="Heading8">
@@ -1066,8 +1624,9 @@
       <w:outlineLvl w:val="7"/>
     </w:pPr>
     <w:rPr>
-      <w:rFonts w:asciiTheme="majorHAnsi" w:eastAsiaTheme="majorEastAsia" w:hAnsiTheme="majorHAnsi" w:cstheme="majorBidi"/>
-      <w:color w:val="4F81BD" w:themeColor="accent1"/>
+      <w:rFonts w:asciiTheme="majorHAnsi" w:eastAsiaTheme="majorEastAsia" w:hAnsiTheme="majorHAnsi" w:cstheme="majorBidi" w:ascii="Arial" w:hAnsi="Arial"/>
+      <w:i w:val="0"/>
+      <w:color w:val="292C30"/>
       <w:sz w:val="20"/>
       <w:szCs w:val="20"/>
     </w:rPr>
@@ -1089,10 +1648,10 @@
       <w:outlineLvl w:val="8"/>
     </w:pPr>
     <w:rPr>
-      <w:rFonts w:asciiTheme="majorHAnsi" w:eastAsiaTheme="majorEastAsia" w:hAnsiTheme="majorHAnsi" w:cstheme="majorBidi"/>
-      <w:i/>
-      <w:iCs/>
-      <w:color w:val="404040" w:themeColor="text1" w:themeTint="BF"/>
+      <w:rFonts w:asciiTheme="majorHAnsi" w:eastAsiaTheme="majorEastAsia" w:hAnsiTheme="majorHAnsi" w:cstheme="majorBidi" w:ascii="Arial" w:hAnsi="Arial"/>
+      <w:i w:val="0"/>
+      <w:iCs w:val="0"/>
+      <w:color w:val="292C30"/>
       <w:sz w:val="20"/>
       <w:szCs w:val="20"/>
     </w:rPr>
@@ -1102,6 +1661,11 @@
     <w:uiPriority w:val="1"/>
     <w:semiHidden/>
     <w:unhideWhenUsed/>
+    <w:rPr>
+      <w:rFonts w:ascii="Arial" w:hAnsi="Arial"/>
+      <w:i w:val="0"/>
+      <w:color w:val="292C30"/>
+    </w:rPr>
   </w:style>
   <w:style w:type="table" w:default="1" w:styleId="TableNormal">
     <w:name w:val="Normal Table"/>
@@ -1132,6 +1696,11 @@
     <w:pPr>
       <w:spacing w:after="0" w:line="240" w:lineRule="auto"/>
     </w:pPr>
+    <w:rPr>
+      <w:rFonts w:ascii="Arial" w:hAnsi="Arial"/>
+      <w:i w:val="0"/>
+      <w:color w:val="292C30"/>
+    </w:rPr>
   </w:style>
   <w:style w:type="character" w:customStyle="1" w:styleId="Heading1Char">
     <w:name w:val="Heading 1 Char"/>
@@ -1140,10 +1709,11 @@
     <w:uiPriority w:val="9"/>
     <w:rsid w:val="00FC693F"/>
     <w:rPr>
-      <w:rFonts w:asciiTheme="majorHAnsi" w:eastAsiaTheme="majorEastAsia" w:hAnsiTheme="majorHAnsi" w:cstheme="majorBidi"/>
+      <w:rFonts w:asciiTheme="majorHAnsi" w:eastAsiaTheme="majorEastAsia" w:hAnsiTheme="majorHAnsi" w:cstheme="majorBidi" w:ascii="Arial" w:hAnsi="Arial"/>
       <w:b/>
       <w:bCs/>
-      <w:color w:val="365F91" w:themeColor="accent1" w:themeShade="BF"/>
+      <w:i w:val="0"/>
+      <w:color w:val="292C30"/>
       <w:sz w:val="28"/>
       <w:szCs w:val="28"/>
     </w:rPr>
@@ -1155,10 +1725,11 @@
     <w:uiPriority w:val="9"/>
     <w:rsid w:val="00FC693F"/>
     <w:rPr>
-      <w:rFonts w:asciiTheme="majorHAnsi" w:eastAsiaTheme="majorEastAsia" w:hAnsiTheme="majorHAnsi" w:cstheme="majorBidi"/>
+      <w:rFonts w:asciiTheme="majorHAnsi" w:eastAsiaTheme="majorEastAsia" w:hAnsiTheme="majorHAnsi" w:cstheme="majorBidi" w:ascii="Arial" w:hAnsi="Arial"/>
       <w:b/>
       <w:bCs/>
-      <w:color w:val="4F81BD" w:themeColor="accent1"/>
+      <w:i w:val="0"/>
+      <w:color w:val="292C30"/>
       <w:sz w:val="26"/>
       <w:szCs w:val="26"/>
     </w:rPr>
@@ -1170,10 +1741,11 @@
     <w:uiPriority w:val="9"/>
     <w:rsid w:val="00FC693F"/>
     <w:rPr>
-      <w:rFonts w:asciiTheme="majorHAnsi" w:eastAsiaTheme="majorEastAsia" w:hAnsiTheme="majorHAnsi" w:cstheme="majorBidi"/>
+      <w:rFonts w:asciiTheme="majorHAnsi" w:eastAsiaTheme="majorEastAsia" w:hAnsiTheme="majorHAnsi" w:cstheme="majorBidi" w:ascii="Arial" w:hAnsi="Arial"/>
       <w:b/>
       <w:bCs/>
-      <w:color w:val="4F81BD" w:themeColor="accent1"/>
+      <w:i w:val="0"/>
+      <w:color w:val="292C30"/>
     </w:rPr>
   </w:style>
   <w:style w:type="paragraph" w:styleId="Title">
@@ -1185,18 +1757,17 @@
     <w:qFormat/>
     <w:rsid w:val="00FC693F"/>
     <w:pPr>
-      <w:pBdr>
-        <w:bottom w:val="single" w:sz="8" w:space="4" w:color="4F81BD" w:themeColor="accent1"/>
-      </w:pBdr>
-      <w:spacing w:after="300" w:line="240" w:lineRule="auto"/>
+      <w:spacing w:after="100" w:line="240" w:lineRule="auto" w:before="140"/>
       <w:contextualSpacing/>
     </w:pPr>
     <w:rPr>
-      <w:rFonts w:asciiTheme="majorHAnsi" w:eastAsiaTheme="majorEastAsia" w:hAnsiTheme="majorHAnsi" w:cstheme="majorBidi"/>
-      <w:color w:val="17365D" w:themeColor="text2" w:themeShade="BF"/>
+      <w:rFonts w:asciiTheme="majorHAnsi" w:eastAsiaTheme="majorEastAsia" w:hAnsiTheme="majorHAnsi" w:cstheme="majorBidi" w:ascii="Arial" w:hAnsi="Arial"/>
+      <w:b/>
+      <w:i w:val="0"/>
+      <w:color w:val="292C30"/>
       <w:spacing w:val="5"/>
       <w:kern w:val="28"/>
-      <w:sz w:val="52"/>
+      <w:sz w:val="34"/>
       <w:szCs w:val="52"/>
     </w:rPr>
   </w:style>
@@ -1207,8 +1778,9 @@
     <w:uiPriority w:val="10"/>
     <w:rsid w:val="00FC693F"/>
     <w:rPr>
-      <w:rFonts w:asciiTheme="majorHAnsi" w:eastAsiaTheme="majorEastAsia" w:hAnsiTheme="majorHAnsi" w:cstheme="majorBidi"/>
-      <w:color w:val="17365D" w:themeColor="text2" w:themeShade="BF"/>
+      <w:rFonts w:asciiTheme="majorHAnsi" w:eastAsiaTheme="majorEastAsia" w:hAnsiTheme="majorHAnsi" w:cstheme="majorBidi" w:ascii="Arial" w:hAnsi="Arial"/>
+      <w:i w:val="0"/>
+      <w:color w:val="292C30"/>
       <w:spacing w:val="5"/>
       <w:kern w:val="28"/>
       <w:sz w:val="52"/>
@@ -1229,10 +1801,10 @@
       </w:numPr>
     </w:pPr>
     <w:rPr>
-      <w:rFonts w:asciiTheme="majorHAnsi" w:eastAsiaTheme="majorEastAsia" w:hAnsiTheme="majorHAnsi" w:cstheme="majorBidi"/>
-      <w:i/>
-      <w:iCs/>
-      <w:color w:val="4F81BD" w:themeColor="accent1"/>
+      <w:rFonts w:asciiTheme="majorHAnsi" w:eastAsiaTheme="majorEastAsia" w:hAnsiTheme="majorHAnsi" w:cstheme="majorBidi" w:ascii="Arial" w:hAnsi="Arial"/>
+      <w:i w:val="0"/>
+      <w:iCs w:val="0"/>
+      <w:color w:val="292C30"/>
       <w:spacing w:val="15"/>
       <w:sz w:val="24"/>
       <w:szCs w:val="24"/>
@@ -1245,10 +1817,10 @@
     <w:uiPriority w:val="11"/>
     <w:rsid w:val="00FC693F"/>
     <w:rPr>
-      <w:rFonts w:asciiTheme="majorHAnsi" w:eastAsiaTheme="majorEastAsia" w:hAnsiTheme="majorHAnsi" w:cstheme="majorBidi"/>
-      <w:i/>
-      <w:iCs/>
-      <w:color w:val="4F81BD" w:themeColor="accent1"/>
+      <w:rFonts w:asciiTheme="majorHAnsi" w:eastAsiaTheme="majorEastAsia" w:hAnsiTheme="majorHAnsi" w:cstheme="majorBidi" w:ascii="Arial" w:hAnsi="Arial"/>
+      <w:i w:val="0"/>
+      <w:iCs w:val="0"/>
+      <w:color w:val="292C30"/>
       <w:spacing w:val="15"/>
       <w:sz w:val="24"/>
       <w:szCs w:val="24"/>
@@ -1264,6 +1836,11 @@
       <w:ind w:left="720"/>
       <w:contextualSpacing/>
     </w:pPr>
+    <w:rPr>
+      <w:rFonts w:ascii="Arial" w:hAnsi="Arial"/>
+      <w:i w:val="0"/>
+      <w:color w:val="292C30"/>
+    </w:rPr>
   </w:style>
   <w:style w:type="paragraph" w:styleId="BodyText">
     <w:name w:val="Body Text"/>
@@ -1275,6 +1852,11 @@
     <w:pPr>
       <w:spacing w:after="120"/>
     </w:pPr>
+    <w:rPr>
+      <w:rFonts w:ascii="Arial" w:hAnsi="Arial"/>
+      <w:i w:val="0"/>
+      <w:color w:val="292C30"/>
+    </w:rPr>
   </w:style>
   <w:style w:type="character" w:customStyle="1" w:styleId="BodyTextChar">
     <w:name w:val="Body Text Char"/>
@@ -1282,6 +1864,11 @@
     <w:link w:val="BodyText"/>
     <w:uiPriority w:val="99"/>
     <w:rsid w:val="00AA1D8D"/>
+    <w:rPr>
+      <w:rFonts w:ascii="Arial" w:hAnsi="Arial"/>
+      <w:i w:val="0"/>
+      <w:color w:val="292C30"/>
+    </w:rPr>
   </w:style>
   <w:style w:type="paragraph" w:styleId="BodyText2">
     <w:name w:val="Body Text 2"/>
@@ -1293,6 +1880,11 @@
     <w:pPr>
       <w:spacing w:after="120" w:line="480" w:lineRule="auto"/>
     </w:pPr>
+    <w:rPr>
+      <w:rFonts w:ascii="Arial" w:hAnsi="Arial"/>
+      <w:i w:val="0"/>
+      <w:color w:val="292C30"/>
+    </w:rPr>
   </w:style>
   <w:style w:type="character" w:customStyle="1" w:styleId="BodyText2Char">
     <w:name w:val="Body Text 2 Char"/>
@@ -1300,6 +1892,11 @@
     <w:link w:val="BodyText2"/>
     <w:uiPriority w:val="99"/>
     <w:rsid w:val="00AA1D8D"/>
+    <w:rPr>
+      <w:rFonts w:ascii="Arial" w:hAnsi="Arial"/>
+      <w:i w:val="0"/>
+      <w:color w:val="292C30"/>
+    </w:rPr>
   </w:style>
   <w:style w:type="paragraph" w:styleId="BodyText3">
     <w:name w:val="Body Text 3"/>
@@ -1312,6 +1909,9 @@
       <w:spacing w:after="120"/>
     </w:pPr>
     <w:rPr>
+      <w:rFonts w:ascii="Arial" w:hAnsi="Arial"/>
+      <w:i w:val="0"/>
+      <w:color w:val="292C30"/>
       <w:sz w:val="16"/>
       <w:szCs w:val="16"/>
     </w:rPr>
@@ -1323,6 +1923,9 @@
     <w:uiPriority w:val="99"/>
     <w:rsid w:val="00AA1D8D"/>
     <w:rPr>
+      <w:rFonts w:ascii="Arial" w:hAnsi="Arial"/>
+      <w:i w:val="0"/>
+      <w:color w:val="292C30"/>
       <w:sz w:val="16"/>
       <w:szCs w:val="16"/>
     </w:rPr>
@@ -1337,6 +1940,11 @@
       <w:ind w:left="360" w:hanging="360"/>
       <w:contextualSpacing/>
     </w:pPr>
+    <w:rPr>
+      <w:rFonts w:ascii="Arial" w:hAnsi="Arial"/>
+      <w:i w:val="0"/>
+      <w:color w:val="292C30"/>
+    </w:rPr>
   </w:style>
   <w:style w:type="paragraph" w:styleId="List2">
     <w:name w:val="List 2"/>
@@ -1348,6 +1956,11 @@
       <w:ind w:left="720" w:hanging="360"/>
       <w:contextualSpacing/>
     </w:pPr>
+    <w:rPr>
+      <w:rFonts w:ascii="Arial" w:hAnsi="Arial"/>
+      <w:i w:val="0"/>
+      <w:color w:val="292C30"/>
+    </w:rPr>
   </w:style>
   <w:style w:type="paragraph" w:styleId="List3">
     <w:name w:val="List 3"/>
@@ -1359,6 +1972,11 @@
       <w:ind w:left="1080" w:hanging="360"/>
       <w:contextualSpacing/>
     </w:pPr>
+    <w:rPr>
+      <w:rFonts w:ascii="Arial" w:hAnsi="Arial"/>
+      <w:i w:val="0"/>
+      <w:color w:val="292C30"/>
+    </w:rPr>
   </w:style>
   <w:style w:type="paragraph" w:styleId="ListBullet">
     <w:name w:val="List Bullet"/>
@@ -1372,6 +1990,11 @@
       </w:numPr>
       <w:contextualSpacing/>
     </w:pPr>
+    <w:rPr>
+      <w:rFonts w:ascii="Arial" w:hAnsi="Arial"/>
+      <w:i w:val="0"/>
+      <w:color w:val="292C30"/>
+    </w:rPr>
   </w:style>
   <w:style w:type="paragraph" w:styleId="ListBullet2">
     <w:name w:val="List Bullet 2"/>
@@ -1385,6 +2008,11 @@
       </w:numPr>
       <w:contextualSpacing/>
     </w:pPr>
+    <w:rPr>
+      <w:rFonts w:ascii="Arial" w:hAnsi="Arial"/>
+      <w:i w:val="0"/>
+      <w:color w:val="292C30"/>
+    </w:rPr>
   </w:style>
   <w:style w:type="paragraph" w:styleId="ListBullet3">
     <w:name w:val="List Bullet 3"/>
@@ -1398,6 +2026,11 @@
       </w:numPr>
       <w:contextualSpacing/>
     </w:pPr>
+    <w:rPr>
+      <w:rFonts w:ascii="Arial" w:hAnsi="Arial"/>
+      <w:i w:val="0"/>
+      <w:color w:val="292C30"/>
+    </w:rPr>
   </w:style>
   <w:style w:type="paragraph" w:styleId="ListNumber">
     <w:name w:val="List Number"/>
@@ -1411,6 +2044,11 @@
       </w:numPr>
       <w:contextualSpacing/>
     </w:pPr>
+    <w:rPr>
+      <w:rFonts w:ascii="Arial" w:hAnsi="Arial"/>
+      <w:i w:val="0"/>
+      <w:color w:val="292C30"/>
+    </w:rPr>
   </w:style>
   <w:style w:type="paragraph" w:styleId="ListNumber2">
     <w:name w:val="List Number 2"/>
@@ -1424,6 +2062,11 @@
       </w:numPr>
       <w:contextualSpacing/>
     </w:pPr>
+    <w:rPr>
+      <w:rFonts w:ascii="Arial" w:hAnsi="Arial"/>
+      <w:i w:val="0"/>
+      <w:color w:val="292C30"/>
+    </w:rPr>
   </w:style>
   <w:style w:type="paragraph" w:styleId="ListNumber3">
     <w:name w:val="List Number 3"/>
@@ -1437,6 +2080,11 @@
       </w:numPr>
       <w:contextualSpacing/>
     </w:pPr>
+    <w:rPr>
+      <w:rFonts w:ascii="Arial" w:hAnsi="Arial"/>
+      <w:i w:val="0"/>
+      <w:color w:val="292C30"/>
+    </w:rPr>
   </w:style>
   <w:style w:type="paragraph" w:styleId="ListContinue">
     <w:name w:val="List Continue"/>
@@ -1449,6 +2097,11 @@
       <w:ind w:left="360"/>
       <w:contextualSpacing/>
     </w:pPr>
+    <w:rPr>
+      <w:rFonts w:ascii="Arial" w:hAnsi="Arial"/>
+      <w:i w:val="0"/>
+      <w:color w:val="292C30"/>
+    </w:rPr>
   </w:style>
   <w:style w:type="paragraph" w:styleId="ListContinue2">
     <w:name w:val="List Continue 2"/>
@@ -1461,6 +2114,11 @@
       <w:ind w:left="720"/>
       <w:contextualSpacing/>
     </w:pPr>
+    <w:rPr>
+      <w:rFonts w:ascii="Arial" w:hAnsi="Arial"/>
+      <w:i w:val="0"/>
+      <w:color w:val="292C30"/>
+    </w:rPr>
   </w:style>
   <w:style w:type="paragraph" w:styleId="ListContinue3">
     <w:name w:val="List Continue 3"/>
@@ -1473,6 +2131,11 @@
       <w:ind w:left="1080"/>
       <w:contextualSpacing/>
     </w:pPr>
+    <w:rPr>
+      <w:rFonts w:ascii="Arial" w:hAnsi="Arial"/>
+      <w:i w:val="0"/>
+      <w:color w:val="292C30"/>
+    </w:rPr>
   </w:style>
   <w:style w:type="paragraph" w:styleId="MacroText">
     <w:name w:val="macro"/>
@@ -1492,7 +2155,9 @@
       </w:tabs>
     </w:pPr>
     <w:rPr>
-      <w:rFonts w:ascii="Courier" w:hAnsi="Courier"/>
+      <w:rFonts w:ascii="Arial" w:hAnsi="Arial"/>
+      <w:i w:val="0"/>
+      <w:color w:val="292C30"/>
       <w:sz w:val="20"/>
       <w:szCs w:val="20"/>
     </w:rPr>
@@ -1504,7 +2169,9 @@
     <w:uiPriority w:val="99"/>
     <w:rsid w:val="0029639D"/>
     <w:rPr>
-      <w:rFonts w:ascii="Courier" w:hAnsi="Courier"/>
+      <w:rFonts w:ascii="Arial" w:hAnsi="Arial"/>
+      <w:i w:val="0"/>
+      <w:color w:val="292C30"/>
       <w:sz w:val="20"/>
       <w:szCs w:val="20"/>
     </w:rPr>
@@ -1518,9 +2185,10 @@
     <w:qFormat/>
     <w:rsid w:val="00FC693F"/>
     <w:rPr>
-      <w:i/>
-      <w:iCs/>
-      <w:color w:val="000000" w:themeColor="text1"/>
+      <w:rFonts w:ascii="Arial" w:hAnsi="Arial"/>
+      <w:i w:val="0"/>
+      <w:iCs w:val="0"/>
+      <w:color w:val="292C30"/>
     </w:rPr>
   </w:style>
   <w:style w:type="character" w:customStyle="1" w:styleId="QuoteChar">
@@ -1530,9 +2198,10 @@
     <w:uiPriority w:val="29"/>
     <w:rsid w:val="00FC693F"/>
     <w:rPr>
-      <w:i/>
-      <w:iCs/>
-      <w:color w:val="000000" w:themeColor="text1"/>
+      <w:rFonts w:ascii="Arial" w:hAnsi="Arial"/>
+      <w:i w:val="0"/>
+      <w:iCs w:val="0"/>
+      <w:color w:val="292C30"/>
     </w:rPr>
   </w:style>
   <w:style w:type="character" w:customStyle="1" w:styleId="Heading4Char">
@@ -1543,12 +2212,12 @@
     <w:semiHidden/>
     <w:rsid w:val="00FC693F"/>
     <w:rPr>
-      <w:rFonts w:asciiTheme="majorHAnsi" w:eastAsiaTheme="majorEastAsia" w:hAnsiTheme="majorHAnsi" w:cstheme="majorBidi"/>
+      <w:rFonts w:asciiTheme="majorHAnsi" w:eastAsiaTheme="majorEastAsia" w:hAnsiTheme="majorHAnsi" w:cstheme="majorBidi" w:ascii="Arial" w:hAnsi="Arial"/>
       <w:b/>
       <w:bCs/>
-      <w:i/>
-      <w:iCs/>
-      <w:color w:val="4F81BD" w:themeColor="accent1"/>
+      <w:i w:val="0"/>
+      <w:iCs w:val="0"/>
+      <w:color w:val="292C30"/>
     </w:rPr>
   </w:style>
   <w:style w:type="character" w:customStyle="1" w:styleId="Heading5Char">
@@ -1559,8 +2228,9 @@
     <w:semiHidden/>
     <w:rsid w:val="00FC693F"/>
     <w:rPr>
-      <w:rFonts w:asciiTheme="majorHAnsi" w:eastAsiaTheme="majorEastAsia" w:hAnsiTheme="majorHAnsi" w:cstheme="majorBidi"/>
-      <w:color w:val="243F60" w:themeColor="accent1" w:themeShade="7F"/>
+      <w:rFonts w:asciiTheme="majorHAnsi" w:eastAsiaTheme="majorEastAsia" w:hAnsiTheme="majorHAnsi" w:cstheme="majorBidi" w:ascii="Arial" w:hAnsi="Arial"/>
+      <w:i w:val="0"/>
+      <w:color w:val="292C30"/>
     </w:rPr>
   </w:style>
   <w:style w:type="character" w:customStyle="1" w:styleId="Heading6Char">
@@ -1571,10 +2241,10 @@
     <w:semiHidden/>
     <w:rsid w:val="00FC693F"/>
     <w:rPr>
-      <w:rFonts w:asciiTheme="majorHAnsi" w:eastAsiaTheme="majorEastAsia" w:hAnsiTheme="majorHAnsi" w:cstheme="majorBidi"/>
-      <w:i/>
-      <w:iCs/>
-      <w:color w:val="243F60" w:themeColor="accent1" w:themeShade="7F"/>
+      <w:rFonts w:asciiTheme="majorHAnsi" w:eastAsiaTheme="majorEastAsia" w:hAnsiTheme="majorHAnsi" w:cstheme="majorBidi" w:ascii="Arial" w:hAnsi="Arial"/>
+      <w:i w:val="0"/>
+      <w:iCs w:val="0"/>
+      <w:color w:val="292C30"/>
     </w:rPr>
   </w:style>
   <w:style w:type="character" w:customStyle="1" w:styleId="Heading7Char">
@@ -1585,10 +2255,10 @@
     <w:semiHidden/>
     <w:rsid w:val="00FC693F"/>
     <w:rPr>
-      <w:rFonts w:asciiTheme="majorHAnsi" w:eastAsiaTheme="majorEastAsia" w:hAnsiTheme="majorHAnsi" w:cstheme="majorBidi"/>
-      <w:i/>
-      <w:iCs/>
-      <w:color w:val="404040" w:themeColor="text1" w:themeTint="BF"/>
+      <w:rFonts w:asciiTheme="majorHAnsi" w:eastAsiaTheme="majorEastAsia" w:hAnsiTheme="majorHAnsi" w:cstheme="majorBidi" w:ascii="Arial" w:hAnsi="Arial"/>
+      <w:i w:val="0"/>
+      <w:iCs w:val="0"/>
+      <w:color w:val="292C30"/>
     </w:rPr>
   </w:style>
   <w:style w:type="character" w:customStyle="1" w:styleId="Heading8Char">
@@ -1599,8 +2269,9 @@
     <w:semiHidden/>
     <w:rsid w:val="00FC693F"/>
     <w:rPr>
-      <w:rFonts w:asciiTheme="majorHAnsi" w:eastAsiaTheme="majorEastAsia" w:hAnsiTheme="majorHAnsi" w:cstheme="majorBidi"/>
-      <w:color w:val="4F81BD" w:themeColor="accent1"/>
+      <w:rFonts w:asciiTheme="majorHAnsi" w:eastAsiaTheme="majorEastAsia" w:hAnsiTheme="majorHAnsi" w:cstheme="majorBidi" w:ascii="Arial" w:hAnsi="Arial"/>
+      <w:i w:val="0"/>
+      <w:color w:val="292C30"/>
       <w:sz w:val="20"/>
       <w:szCs w:val="20"/>
     </w:rPr>
@@ -1613,10 +2284,10 @@
     <w:semiHidden/>
     <w:rsid w:val="00FC693F"/>
     <w:rPr>
-      <w:rFonts w:asciiTheme="majorHAnsi" w:eastAsiaTheme="majorEastAsia" w:hAnsiTheme="majorHAnsi" w:cstheme="majorBidi"/>
-      <w:i/>
-      <w:iCs/>
-      <w:color w:val="404040" w:themeColor="text1" w:themeTint="BF"/>
+      <w:rFonts w:asciiTheme="majorHAnsi" w:eastAsiaTheme="majorEastAsia" w:hAnsiTheme="majorHAnsi" w:cstheme="majorBidi" w:ascii="Arial" w:hAnsi="Arial"/>
+      <w:i w:val="0"/>
+      <w:iCs w:val="0"/>
+      <w:color w:val="292C30"/>
       <w:sz w:val="20"/>
       <w:szCs w:val="20"/>
     </w:rPr>
@@ -1634,9 +2305,11 @@
       <w:spacing w:line="240" w:lineRule="auto"/>
     </w:pPr>
     <w:rPr>
+      <w:rFonts w:ascii="Arial" w:hAnsi="Arial"/>
       <w:b/>
       <w:bCs/>
-      <w:color w:val="4F81BD" w:themeColor="accent1"/>
+      <w:i w:val="0"/>
+      <w:color w:val="292C30"/>
       <w:sz w:val="18"/>
       <w:szCs w:val="18"/>
     </w:rPr>
@@ -1648,8 +2321,11 @@
     <w:qFormat/>
     <w:rsid w:val="00FC693F"/>
     <w:rPr>
+      <w:rFonts w:ascii="Arial" w:hAnsi="Arial"/>
       <w:b/>
       <w:bCs/>
+      <w:i w:val="0"/>
+      <w:color w:val="292C30"/>
     </w:rPr>
   </w:style>
   <w:style w:type="character" w:styleId="Emphasis">
@@ -1659,8 +2335,10 @@
     <w:qFormat/>
     <w:rsid w:val="00FC693F"/>
     <w:rPr>
-      <w:i/>
-      <w:iCs/>
+      <w:rFonts w:ascii="Arial" w:hAnsi="Arial"/>
+      <w:i w:val="0"/>
+      <w:iCs w:val="0"/>
+      <w:color w:val="292C30"/>
     </w:rPr>
   </w:style>
   <w:style w:type="paragraph" w:styleId="IntenseQuote">
@@ -1672,18 +2350,16 @@
     <w:qFormat/>
     <w:rsid w:val="00FC693F"/>
     <w:pPr>
-      <w:pBdr>
-        <w:bottom w:val="single" w:sz="4" w:space="4" w:color="4F81BD" w:themeColor="accent1"/>
-      </w:pBdr>
       <w:spacing w:before="200" w:after="280"/>
       <w:ind w:left="936" w:right="936"/>
     </w:pPr>
     <w:rPr>
+      <w:rFonts w:ascii="Arial" w:hAnsi="Arial"/>
       <w:b/>
       <w:bCs/>
-      <w:i/>
-      <w:iCs/>
-      <w:color w:val="4F81BD" w:themeColor="accent1"/>
+      <w:i w:val="0"/>
+      <w:iCs w:val="0"/>
+      <w:color w:val="292C30"/>
     </w:rPr>
   </w:style>
   <w:style w:type="character" w:customStyle="1" w:styleId="IntenseQuoteChar">
@@ -1693,11 +2369,12 @@
     <w:uiPriority w:val="30"/>
     <w:rsid w:val="00FC693F"/>
     <w:rPr>
+      <w:rFonts w:ascii="Arial" w:hAnsi="Arial"/>
       <w:b/>
       <w:bCs/>
-      <w:i/>
-      <w:iCs/>
-      <w:color w:val="4F81BD" w:themeColor="accent1"/>
+      <w:i w:val="0"/>
+      <w:iCs w:val="0"/>
+      <w:color w:val="292C30"/>
     </w:rPr>
   </w:style>
   <w:style w:type="character" w:styleId="SubtleEmphasis">
@@ -1707,9 +2384,10 @@
     <w:qFormat/>
     <w:rsid w:val="00FC693F"/>
     <w:rPr>
-      <w:i/>
-      <w:iCs/>
-      <w:color w:val="808080" w:themeColor="text1" w:themeTint="7F"/>
+      <w:rFonts w:ascii="Arial" w:hAnsi="Arial"/>
+      <w:i w:val="0"/>
+      <w:iCs w:val="0"/>
+      <w:color w:val="292C30"/>
     </w:rPr>
   </w:style>
   <w:style w:type="character" w:styleId="IntenseEmphasis">
@@ -1719,11 +2397,12 @@
     <w:qFormat/>
     <w:rsid w:val="00FC693F"/>
     <w:rPr>
+      <w:rFonts w:ascii="Arial" w:hAnsi="Arial"/>
       <w:b/>
       <w:bCs/>
-      <w:i/>
-      <w:iCs/>
-      <w:color w:val="4F81BD" w:themeColor="accent1"/>
+      <w:i w:val="0"/>
+      <w:iCs w:val="0"/>
+      <w:color w:val="292C30"/>
     </w:rPr>
   </w:style>
   <w:style w:type="character" w:styleId="SubtleReference">
@@ -1733,8 +2412,10 @@
     <w:qFormat/>
     <w:rsid w:val="00FC693F"/>
     <w:rPr>
+      <w:rFonts w:ascii="Arial" w:hAnsi="Arial"/>
+      <w:i w:val="0"/>
       <w:smallCaps/>
-      <w:color w:val="C0504D" w:themeColor="accent2"/>
+      <w:color w:val="292C30"/>
       <w:u w:val="single"/>
     </w:rPr>
   </w:style>
@@ -1745,10 +2426,12 @@
     <w:qFormat/>
     <w:rsid w:val="00FC693F"/>
     <w:rPr>
+      <w:rFonts w:ascii="Arial" w:hAnsi="Arial"/>
       <w:b/>
       <w:bCs/>
+      <w:i w:val="0"/>
       <w:smallCaps/>
-      <w:color w:val="C0504D" w:themeColor="accent2"/>
+      <w:color w:val="292C30"/>
       <w:spacing w:val="5"/>
       <w:u w:val="single"/>
     </w:rPr>
@@ -1760,9 +2443,12 @@
     <w:qFormat/>
     <w:rsid w:val="00FC693F"/>
     <w:rPr>
+      <w:rFonts w:ascii="Arial" w:hAnsi="Arial"/>
       <w:b/>
       <w:bCs/>
+      <w:i w:val="0"/>
       <w:smallCaps/>
+      <w:color w:val="292C30"/>
       <w:spacing w:val="5"/>
     </w:rPr>
   </w:style>
@@ -1778,6 +2464,11 @@
     <w:pPr>
       <w:outlineLvl w:val="9"/>
     </w:pPr>
+    <w:rPr>
+      <w:rFonts w:ascii="Arial" w:hAnsi="Arial"/>
+      <w:i w:val="0"/>
+      <w:color w:val="292C30"/>
+    </w:rPr>
   </w:style>
   <w:style w:type="table" w:styleId="TableGrid">
     <w:name w:val="Table Grid"/>
@@ -12779,8 +13470,8 @@
       <w:rFonts w:asciiTheme="majorHAnsi" w:eastAsiaTheme="majorEastAsia" w:hAnsiTheme="majorHAnsi" w:cstheme="majorBidi"/>
       <w:b/>
       <w:bCs/>
-      <w:i/>
-      <w:iCs/>
+      <w:i w:val="0"/>
+      <w:iCs w:val="0"/>
       <w:color w:val="4F81BD" w:themeColor="accent1"/>
     </w:rPr>
   </w:style>
@@ -12823,8 +13514,8 @@
     </w:pPr>
     <w:rPr>
       <w:rFonts w:asciiTheme="majorHAnsi" w:eastAsiaTheme="majorEastAsia" w:hAnsiTheme="majorHAnsi" w:cstheme="majorBidi"/>
-      <w:i/>
-      <w:iCs/>
+      <w:i w:val="0"/>
+      <w:iCs w:val="0"/>
       <w:color w:val="243F60" w:themeColor="accent1" w:themeShade="7F"/>
     </w:rPr>
   </w:style>
@@ -12846,8 +13537,8 @@
     </w:pPr>
     <w:rPr>
       <w:rFonts w:asciiTheme="majorHAnsi" w:eastAsiaTheme="majorEastAsia" w:hAnsiTheme="majorHAnsi" w:cstheme="majorBidi"/>
-      <w:i/>
-      <w:iCs/>
+      <w:i w:val="0"/>
+      <w:iCs w:val="0"/>
       <w:color w:val="404040" w:themeColor="text1" w:themeTint="BF"/>
     </w:rPr>
   </w:style>
@@ -12892,8 +13583,8 @@
     </w:pPr>
     <w:rPr>
       <w:rFonts w:asciiTheme="majorHAnsi" w:eastAsiaTheme="majorEastAsia" w:hAnsiTheme="majorHAnsi" w:cstheme="majorBidi"/>
-      <w:i/>
-      <w:iCs/>
+      <w:i w:val="0"/>
+      <w:iCs w:val="0"/>
       <w:color w:val="404040" w:themeColor="text1" w:themeTint="BF"/>
       <w:sz w:val="20"/>
       <w:szCs w:val="20"/>
@@ -13032,8 +13723,8 @@
     </w:pPr>
     <w:rPr>
       <w:rFonts w:asciiTheme="majorHAnsi" w:eastAsiaTheme="majorEastAsia" w:hAnsiTheme="majorHAnsi" w:cstheme="majorBidi"/>
-      <w:i/>
-      <w:iCs/>
+      <w:i w:val="0"/>
+      <w:iCs w:val="0"/>
       <w:color w:val="4F81BD" w:themeColor="accent1"/>
       <w:spacing w:val="15"/>
       <w:sz w:val="24"/>
@@ -13048,8 +13739,8 @@
     <w:rsid w:val="00FC693F"/>
     <w:rPr>
       <w:rFonts w:asciiTheme="majorHAnsi" w:eastAsiaTheme="majorEastAsia" w:hAnsiTheme="majorHAnsi" w:cstheme="majorBidi"/>
-      <w:i/>
-      <w:iCs/>
+      <w:i w:val="0"/>
+      <w:iCs w:val="0"/>
       <w:color w:val="4F81BD" w:themeColor="accent1"/>
       <w:spacing w:val="15"/>
       <w:sz w:val="24"/>
@@ -13320,8 +14011,8 @@
     <w:qFormat/>
     <w:rsid w:val="00FC693F"/>
     <w:rPr>
-      <w:i/>
-      <w:iCs/>
+      <w:i w:val="0"/>
+      <w:iCs w:val="0"/>
       <w:color w:val="000000" w:themeColor="text1"/>
     </w:rPr>
   </w:style>
@@ -13332,8 +14023,8 @@
     <w:uiPriority w:val="29"/>
     <w:rsid w:val="00FC693F"/>
     <w:rPr>
-      <w:i/>
-      <w:iCs/>
+      <w:i w:val="0"/>
+      <w:iCs w:val="0"/>
       <w:color w:val="000000" w:themeColor="text1"/>
     </w:rPr>
   </w:style>
@@ -13348,8 +14039,8 @@
       <w:rFonts w:asciiTheme="majorHAnsi" w:eastAsiaTheme="majorEastAsia" w:hAnsiTheme="majorHAnsi" w:cstheme="majorBidi"/>
       <w:b/>
       <w:bCs/>
-      <w:i/>
-      <w:iCs/>
+      <w:i w:val="0"/>
+      <w:iCs w:val="0"/>
       <w:color w:val="4F81BD" w:themeColor="accent1"/>
     </w:rPr>
   </w:style>
@@ -13374,8 +14065,8 @@
     <w:rsid w:val="00FC693F"/>
     <w:rPr>
       <w:rFonts w:asciiTheme="majorHAnsi" w:eastAsiaTheme="majorEastAsia" w:hAnsiTheme="majorHAnsi" w:cstheme="majorBidi"/>
-      <w:i/>
-      <w:iCs/>
+      <w:i w:val="0"/>
+      <w:iCs w:val="0"/>
       <w:color w:val="243F60" w:themeColor="accent1" w:themeShade="7F"/>
     </w:rPr>
   </w:style>
@@ -13388,8 +14079,8 @@
     <w:rsid w:val="00FC693F"/>
     <w:rPr>
       <w:rFonts w:asciiTheme="majorHAnsi" w:eastAsiaTheme="majorEastAsia" w:hAnsiTheme="majorHAnsi" w:cstheme="majorBidi"/>
-      <w:i/>
-      <w:iCs/>
+      <w:i w:val="0"/>
+      <w:iCs w:val="0"/>
       <w:color w:val="404040" w:themeColor="text1" w:themeTint="BF"/>
     </w:rPr>
   </w:style>
@@ -13416,8 +14107,8 @@
     <w:rsid w:val="00FC693F"/>
     <w:rPr>
       <w:rFonts w:asciiTheme="majorHAnsi" w:eastAsiaTheme="majorEastAsia" w:hAnsiTheme="majorHAnsi" w:cstheme="majorBidi"/>
-      <w:i/>
-      <w:iCs/>
+      <w:i w:val="0"/>
+      <w:iCs w:val="0"/>
       <w:color w:val="404040" w:themeColor="text1" w:themeTint="BF"/>
       <w:sz w:val="20"/>
       <w:szCs w:val="20"/>
@@ -13461,8 +14152,8 @@
     <w:qFormat/>
     <w:rsid w:val="00FC693F"/>
     <w:rPr>
-      <w:i/>
-      <w:iCs/>
+      <w:i w:val="0"/>
+      <w:iCs w:val="0"/>
     </w:rPr>
   </w:style>
   <w:style w:type="paragraph" w:styleId="IntenseQuote">
@@ -13483,8 +14174,8 @@
     <w:rPr>
       <w:b/>
       <w:bCs/>
-      <w:i/>
-      <w:iCs/>
+      <w:i w:val="0"/>
+      <w:iCs w:val="0"/>
       <w:color w:val="4F81BD" w:themeColor="accent1"/>
     </w:rPr>
   </w:style>
@@ -13497,8 +14188,8 @@
     <w:rPr>
       <w:b/>
       <w:bCs/>
-      <w:i/>
-      <w:iCs/>
+      <w:i w:val="0"/>
+      <w:iCs w:val="0"/>
       <w:color w:val="4F81BD" w:themeColor="accent1"/>
     </w:rPr>
   </w:style>
@@ -13509,8 +14200,8 @@
     <w:qFormat/>
     <w:rsid w:val="00FC693F"/>
     <w:rPr>
-      <w:i/>
-      <w:iCs/>
+      <w:i w:val="0"/>
+      <w:iCs w:val="0"/>
       <w:color w:val="808080" w:themeColor="text1" w:themeTint="7F"/>
     </w:rPr>
   </w:style>
@@ -13523,8 +14214,8 @@
     <w:rPr>
       <w:b/>
       <w:bCs/>
-      <w:i/>
-      <w:iCs/>
+      <w:i w:val="0"/>
+      <w:iCs w:val="0"/>
       <w:color w:val="4F81BD" w:themeColor="accent1"/>
     </w:rPr>
   </w:style>
